--- a/Documentation/General_Doc.docx
+++ b/Documentation/General_Doc.docx
@@ -1,26 +1,137 @@
 
 <file path=word/document.xml><?xml version="1.0" encoding="utf-8"?>
-<w:document xmlns:wpc="http://schemas.microsoft.com/office/word/2010/wordprocessingCanvas" xmlns:cx="http://schemas.microsoft.com/office/drawing/2014/chartex" xmlns:cx1="http://schemas.microsoft.com/office/drawing/2015/9/8/chartex" xmlns:cx2="http://schemas.microsoft.com/office/drawing/2015/10/21/chartex" xmlns:cx3="http://schemas.microsoft.com/office/drawing/2016/5/9/chartex" xmlns:cx4="http://schemas.microsoft.com/office/drawing/2016/5/10/chartex" xmlns:cx5="http://schemas.microsoft.com/office/drawing/2016/5/11/chartex" xmlns:cx6="http://schemas.microsoft.com/office/drawing/2016/5/12/chartex" xmlns:cx7="http://schemas.microsoft.com/office/drawing/2016/5/13/chartex" xmlns:cx8="http://schemas.microsoft.com/office/drawing/2016/5/14/chartex" xmlns:mc="http://schemas.openxmlformats.org/markup-compatibility/2006" xmlns:aink="http://schemas.microsoft.com/office/drawing/2016/ink" xmlns:am3d="http://schemas.microsoft.com/office/drawing/2017/model3d" xmlns:o="urn:schemas-microsoft-com:office:office" xmlns:oel="http://schemas.microsoft.com/office/2019/extlst" xmlns:r="http://schemas.openxmlformats.org/officeDocument/2006/relationships" xmlns:m="http://schemas.openxmlformats.org/officeDocument/2006/math" xmlns:v="urn:schemas-microsoft-com:vml" xmlns:wp14="http://schemas.microsoft.com/office/word/2010/wordprocessingDrawing" xmlns:wp="http://schemas.openxmlformats.org/drawingml/2006/wordprocessingDrawing" xmlns:w10="urn:schemas-microsoft-com:office:word" xmlns:w="http://schemas.openxmlformats.org/wordprocessingml/2006/main" xmlns:w14="http://schemas.microsoft.com/office/word/2010/wordml" xmlns:w15="http://schemas.microsoft.com/office/word/2012/wordml" xmlns:w16cex="http://schemas.microsoft.com/office/word/2018/wordml/cex" xmlns:w16cid="http://schemas.microsoft.com/office/word/2016/wordml/cid" xmlns:w16="http://schemas.microsoft.com/office/word/2018/wordml" xmlns:w16du="http://schemas.microsoft.com/office/word/2023/wordml/word16du" xmlns:w16sdtdh="http://schemas.microsoft.com/office/word/2020/wordml/sdtdatahash" xmlns:w16sdtfl="http://schemas.microsoft.com/office/word/2024/wordml/sdtformatlock" xmlns:w16se="http://schemas.microsoft.com/office/word/2015/wordml/symex" xmlns:wpg="http://schemas.microsoft.com/office/word/2010/wordprocessingGroup" xmlns:wpi="http://schemas.microsoft.com/office/word/2010/wordprocessingInk" xmlns:wne="http://schemas.microsoft.com/office/word/2006/wordml" xmlns:wps="http://schemas.microsoft.com/office/word/2010/wordprocessingShape" mc:Ignorable="w14 w15 w16se w16cid w16 w16cex w16sdtdh w16sdtfl w16du wp14">
+<w:document xmlns:o="urn:schemas-microsoft-com:office:office" xmlns:r="http://schemas.openxmlformats.org/officeDocument/2006/relationships" xmlns:v="urn:schemas-microsoft-com:vml" xmlns:w="http://schemas.openxmlformats.org/wordprocessingml/2006/main" xmlns:w10="urn:schemas-microsoft-com:office:word" xmlns:wp="http://schemas.openxmlformats.org/drawingml/2006/wordprocessingDrawing" xmlns:wps="http://schemas.microsoft.com/office/word/2010/wordprocessingShape" xmlns:wpg="http://schemas.microsoft.com/office/word/2010/wordprocessingGroup" xmlns:mc="http://schemas.openxmlformats.org/markup-compatibility/2006" xmlns:wp14="http://schemas.microsoft.com/office/word/2010/wordprocessingDrawing" xmlns:w14="http://schemas.microsoft.com/office/word/2010/wordml" xmlns:w15="http://schemas.microsoft.com/office/word/2012/wordml" mc:Ignorable="w14 wp14 w15">
   <w:body>
     <w:p>
       <w:pPr>
         <w:pStyle w:val="Heading3"/>
+        <w:keepNext w:val="true"/>
+        <w:keepLines/>
+        <w:spacing w:before="160" w:after="80"/>
+        <w:rPr/>
       </w:pPr>
       <w:r>
-        <w:t xml:space="preserve">Models tested from </w:t>
-      </w:r>
-      <w:proofErr w:type="spellStart"/>
-      <w:r>
-        <w:t>HuggingFace</w:t>
-      </w:r>
-      <w:proofErr w:type="spellEnd"/>
-      <w:r>
-        <w:t xml:space="preserve"> </w:t>
+        <w:rPr/>
+        <w:t xml:space="preserve">Models tested from HuggingFace </w:t>
       </w:r>
     </w:p>
     <w:p>
+      <w:pPr>
+        <w:pStyle w:val="Normal"/>
+        <w:rPr/>
+      </w:pPr>
       <w:r>
+        <w:rPr/>
         <w:t>Functionalities:</w:t>
+      </w:r>
+    </w:p>
+    <w:p>
+      <w:pPr>
+        <w:pStyle w:val="ListParagraph"/>
+        <w:numPr>
+          <w:ilvl w:val="0"/>
+          <w:numId w:val="3"/>
+        </w:numPr>
+        <w:rPr/>
+      </w:pPr>
+      <w:r>
+        <w:rPr/>
+        <w:t xml:space="preserve">Analyze single image </w:t>
+      </w:r>
+    </w:p>
+    <w:p>
+      <w:pPr>
+        <w:pStyle w:val="ListParagraph"/>
+        <w:numPr>
+          <w:ilvl w:val="0"/>
+          <w:numId w:val="3"/>
+        </w:numPr>
+        <w:rPr/>
+      </w:pPr>
+      <w:r>
+        <w:rPr/>
+        <w:t>\\ Video Feed</w:t>
+      </w:r>
+    </w:p>
+    <w:p>
+      <w:pPr>
+        <w:pStyle w:val="ListParagraph"/>
+        <w:numPr>
+          <w:ilvl w:val="0"/>
+          <w:numId w:val="3"/>
+        </w:numPr>
+        <w:rPr/>
+      </w:pPr>
+      <w:r>
+        <w:rPr/>
+        <w:t xml:space="preserve">\\ Live Camera Feed </w:t>
+      </w:r>
+    </w:p>
+    <w:p>
+      <w:pPr>
+        <w:pStyle w:val="Normal"/>
+        <w:rPr/>
+      </w:pPr>
+      <w:r>
+        <w:rPr/>
+        <w:t>Models used:</w:t>
+      </w:r>
+    </w:p>
+    <w:p>
+      <w:pPr>
+        <w:pStyle w:val="ListParagraph"/>
+        <w:numPr>
+          <w:ilvl w:val="0"/>
+          <w:numId w:val="2"/>
+        </w:numPr>
+        <w:rPr/>
+      </w:pPr>
+      <w:r>
+        <w:rPr/>
+        <w:t xml:space="preserve">microsoft/Florence-2-large – 0.8B parameters </w:t>
+      </w:r>
+    </w:p>
+    <w:p>
+      <w:pPr>
+        <w:pStyle w:val="ListParagraph"/>
+        <w:numPr>
+          <w:ilvl w:val="0"/>
+          <w:numId w:val="2"/>
+        </w:numPr>
+        <w:rPr/>
+      </w:pPr>
+      <w:r>
+        <w:rPr/>
+        <w:t xml:space="preserve">Qwen/Qwen2.5-VL-3B-Instruct – 3 billion parameters </w:t>
+      </w:r>
+    </w:p>
+    <w:p>
+      <w:pPr>
+        <w:pStyle w:val="Normal"/>
+        <w:rPr/>
+      </w:pPr>
+      <w:r>
+        <w:rPr/>
+      </w:r>
+    </w:p>
+    <w:p>
+      <w:pPr>
+        <w:pStyle w:val="Heading3"/>
+        <w:rPr/>
+      </w:pPr>
+      <w:r>
+        <w:rPr/>
+        <w:t>Ros Bags Datasets</w:t>
+      </w:r>
+    </w:p>
+    <w:p>
+      <w:pPr>
+        <w:pStyle w:val="Normal"/>
+        <w:rPr/>
+      </w:pPr>
+      <w:r>
+        <w:rPr/>
+        <w:t xml:space="preserve">Functionalities: </w:t>
       </w:r>
     </w:p>
     <w:p>
@@ -30,9 +141,11 @@
           <w:ilvl w:val="0"/>
           <w:numId w:val="4"/>
         </w:numPr>
+        <w:rPr/>
       </w:pPr>
       <w:r>
-        <w:t xml:space="preserve">Analyze single image </w:t>
+        <w:rPr/>
+        <w:t xml:space="preserve">Extract frames from a .mcap files </w:t>
       </w:r>
     </w:p>
     <w:p>
@@ -42,113 +155,20 @@
           <w:ilvl w:val="0"/>
           <w:numId w:val="4"/>
         </w:numPr>
+        <w:rPr/>
       </w:pPr>
       <w:r>
-        <w:t>\\ Video Feed</w:t>
+        <w:rPr/>
+        <w:t xml:space="preserve">Extract and convert .mcap files into MP4 </w:t>
       </w:r>
     </w:p>
     <w:p>
       <w:pPr>
-        <w:pStyle w:val="ListParagraph"/>
-        <w:numPr>
-          <w:ilvl w:val="0"/>
-          <w:numId w:val="4"/>
-        </w:numPr>
+        <w:pStyle w:val="Normal"/>
+        <w:rPr/>
       </w:pPr>
       <w:r>
-        <w:t xml:space="preserve">\\ Live Camera Feed </w:t>
-      </w:r>
-    </w:p>
-    <w:p>
-      <w:r>
-        <w:t>Models used:</w:t>
-      </w:r>
-    </w:p>
-    <w:p>
-      <w:pPr>
-        <w:pStyle w:val="ListParagraph"/>
-        <w:numPr>
-          <w:ilvl w:val="0"/>
-          <w:numId w:val="3"/>
-        </w:numPr>
-      </w:pPr>
-      <w:proofErr w:type="spellStart"/>
-      <w:r>
-        <w:t>microsoft</w:t>
-      </w:r>
-      <w:proofErr w:type="spellEnd"/>
-      <w:r>
-        <w:t>/Florence-2-large</w:t>
-      </w:r>
-      <w:r>
-        <w:t xml:space="preserve"> – 0.8B parameters </w:t>
-      </w:r>
-    </w:p>
-    <w:p>
-      <w:pPr>
-        <w:pStyle w:val="ListParagraph"/>
-        <w:numPr>
-          <w:ilvl w:val="0"/>
-          <w:numId w:val="3"/>
-        </w:numPr>
-      </w:pPr>
-    </w:p>
-    <w:p/>
-    <w:p>
-      <w:pPr>
-        <w:pStyle w:val="Heading3"/>
-      </w:pPr>
-      <w:r>
-        <w:t>Ros Bags Datasets</w:t>
-      </w:r>
-    </w:p>
-    <w:p>
-      <w:r>
-        <w:t xml:space="preserve">Functionalities: </w:t>
-      </w:r>
-    </w:p>
-    <w:p>
-      <w:pPr>
-        <w:pStyle w:val="ListParagraph"/>
-        <w:numPr>
-          <w:ilvl w:val="0"/>
-          <w:numId w:val="5"/>
-        </w:numPr>
-      </w:pPr>
-      <w:r>
-        <w:t>Extract frames from a .</w:t>
-      </w:r>
-      <w:proofErr w:type="spellStart"/>
-      <w:r>
-        <w:t>mcap</w:t>
-      </w:r>
-      <w:proofErr w:type="spellEnd"/>
-      <w:r>
-        <w:t xml:space="preserve"> files </w:t>
-      </w:r>
-    </w:p>
-    <w:p>
-      <w:pPr>
-        <w:pStyle w:val="ListParagraph"/>
-        <w:numPr>
-          <w:ilvl w:val="0"/>
-          <w:numId w:val="5"/>
-        </w:numPr>
-      </w:pPr>
-      <w:r>
-        <w:t>Extract and convert .</w:t>
-      </w:r>
-      <w:proofErr w:type="spellStart"/>
-      <w:r>
-        <w:t>mcap</w:t>
-      </w:r>
-      <w:proofErr w:type="spellEnd"/>
-      <w:r>
-        <w:t xml:space="preserve"> files into MP4 </w:t>
-      </w:r>
-    </w:p>
-    <w:p>
-      <w:r>
+        <w:rPr/>
         <w:t>Datasets:</w:t>
       </w:r>
     </w:p>
@@ -157,39 +177,16 @@
         <w:pStyle w:val="ListParagraph"/>
         <w:numPr>
           <w:ilvl w:val="0"/>
-          <w:numId w:val="2"/>
+          <w:numId w:val="1"/>
         </w:numPr>
-      </w:pPr>
-      <w:hyperlink r:id="rId5" w:history="1">
+        <w:rPr/>
+      </w:pPr>
+      <w:hyperlink r:id="rId2">
         <w:r>
           <w:rPr>
-            <w:rStyle w:val="Hyperlink"/>
+            <w:rStyle w:val="InternetLink"/>
           </w:rPr>
-          <w:t>https://catalog.ngc.nvidia.com/or</w:t>
-        </w:r>
-        <w:r>
-          <w:rPr>
-            <w:rStyle w:val="Hyperlink"/>
-          </w:rPr>
-          <w:t>g</w:t>
-        </w:r>
-        <w:r>
-          <w:rPr>
-            <w:rStyle w:val="Hyperlink"/>
-          </w:rPr>
-          <w:t>s/nvidia/teams/isa</w:t>
-        </w:r>
-        <w:r>
-          <w:rPr>
-            <w:rStyle w:val="Hyperlink"/>
-          </w:rPr>
-          <w:t>a</w:t>
-        </w:r>
-        <w:r>
-          <w:rPr>
-            <w:rStyle w:val="Hyperlink"/>
-          </w:rPr>
-          <w:t>c/resources/r2bdataset2024?version=1</w:t>
+          <w:t>https://catalog.ngc.nvidia.com/orgs/nvidia/teams/isaac/resources/r2bdataset2024?version=1</w:t>
         </w:r>
       </w:hyperlink>
     </w:p>
@@ -198,530 +195,725 @@
         <w:pStyle w:val="ListParagraph"/>
         <w:numPr>
           <w:ilvl w:val="0"/>
-          <w:numId w:val="2"/>
+          <w:numId w:val="1"/>
         </w:numPr>
-      </w:pPr>
-      <w:hyperlink r:id="rId6" w:history="1"/>
+        <w:rPr/>
+      </w:pPr>
+      <w:r>
+        <w:rPr/>
+      </w:r>
     </w:p>
-    <w:p/>
-    <w:p/>
     <w:p>
+      <w:pPr>
+        <w:pStyle w:val="Normal"/>
+        <w:rPr/>
+      </w:pPr>
       <w:r>
+        <w:rPr/>
+      </w:r>
+    </w:p>
+    <w:p>
+      <w:pPr>
+        <w:pStyle w:val="Normal"/>
+        <w:rPr/>
+      </w:pPr>
+      <w:r>
+        <w:rPr/>
+      </w:r>
+    </w:p>
+    <w:p>
+      <w:pPr>
+        <w:pStyle w:val="Normal"/>
+        <w:rPr/>
+      </w:pPr>
+      <w:r>
+        <w:rPr/>
         <w:t xml:space="preserve">GitHub Repo: </w:t>
       </w:r>
-      <w:hyperlink r:id="rId7" w:history="1">
+      <w:hyperlink r:id="rId3">
         <w:r>
           <w:rPr>
-            <w:rStyle w:val="Hyperlink"/>
+            <w:rStyle w:val="InternetLink"/>
           </w:rPr>
           <w:t>https://github.com/yaman-aljnadi/Human-Computer-Interaction-Lab</w:t>
         </w:r>
       </w:hyperlink>
     </w:p>
-    <w:p/>
-    <w:p/>
     <w:p>
+      <w:pPr>
+        <w:pStyle w:val="Normal"/>
+        <w:rPr/>
+      </w:pPr>
       <w:r>
-        <w:t xml:space="preserve">Finding a way to connect this with the </w:t>
-      </w:r>
-      <w:proofErr w:type="gramStart"/>
-      <w:r>
-        <w:t>LLM, and</w:t>
-      </w:r>
-      <w:proofErr w:type="gramEnd"/>
-      <w:r>
-        <w:t xml:space="preserve"> talk to Cletus about it. </w:t>
+        <w:rPr/>
       </w:r>
     </w:p>
     <w:p>
       <w:pPr>
-        <w:rPr>
-          <w:rFonts w:hint="cs"/>
-          <w:rtl/>
-        </w:rPr>
-      </w:pPr>
+        <w:pStyle w:val="Normal"/>
+        <w:rPr/>
+      </w:pPr>
+      <w:r>
+        <w:rPr/>
+      </w:r>
+    </w:p>
+    <w:p>
+      <w:pPr>
+        <w:pStyle w:val="Normal"/>
+        <w:rPr/>
+      </w:pPr>
+      <w:r>
+        <w:rPr/>
+        <w:t xml:space="preserve">Finding a way to connect this with the LLM, and talk to Cletus about it. </w:t>
+      </w:r>
+    </w:p>
+    <w:p>
+      <w:pPr>
+        <w:pStyle w:val="Normal"/>
+        <w:widowControl/>
+        <w:bidi w:val="0"/>
+        <w:spacing w:lineRule="auto" w:line="276" w:before="0" w:after="160"/>
+        <w:jc w:val="left"/>
+        <w:rPr/>
+      </w:pPr>
+      <w:r>
+        <w:rPr/>
+      </w:r>
     </w:p>
     <w:sectPr>
+      <w:type w:val="nextPage"/>
       <w:pgSz w:w="12240" w:h="15840"/>
-      <w:pgMar w:top="1440" w:right="1440" w:bottom="1440" w:left="1440" w:header="720" w:footer="720" w:gutter="0"/>
-      <w:cols w:space="720"/>
-      <w:docGrid w:linePitch="360"/>
+      <w:pgMar w:left="1440" w:right="1440" w:gutter="0" w:header="0" w:top="1440" w:footer="0" w:bottom="1440"/>
+      <w:pgNumType w:fmt="decimal"/>
+      <w:formProt w:val="false"/>
+      <w:textDirection w:val="lrTb"/>
+      <w:docGrid w:type="default" w:linePitch="360" w:charSpace="0"/>
     </w:sectPr>
   </w:body>
 </w:document>
 </file>
 
 <file path=word/numbering.xml><?xml version="1.0" encoding="utf-8"?>
-<w:numbering xmlns:wpc="http://schemas.microsoft.com/office/word/2010/wordprocessingCanvas" xmlns:cx="http://schemas.microsoft.com/office/drawing/2014/chartex" xmlns:cx1="http://schemas.microsoft.com/office/drawing/2015/9/8/chartex" xmlns:cx2="http://schemas.microsoft.com/office/drawing/2015/10/21/chartex" xmlns:cx3="http://schemas.microsoft.com/office/drawing/2016/5/9/chartex" xmlns:cx4="http://schemas.microsoft.com/office/drawing/2016/5/10/chartex" xmlns:cx5="http://schemas.microsoft.com/office/drawing/2016/5/11/chartex" xmlns:cx6="http://schemas.microsoft.com/office/drawing/2016/5/12/chartex" xmlns:cx7="http://schemas.microsoft.com/office/drawing/2016/5/13/chartex" xmlns:cx8="http://schemas.microsoft.com/office/drawing/2016/5/14/chartex" xmlns:mc="http://schemas.openxmlformats.org/markup-compatibility/2006" xmlns:aink="http://schemas.microsoft.com/office/drawing/2016/ink" xmlns:am3d="http://schemas.microsoft.com/office/drawing/2017/model3d" xmlns:o="urn:schemas-microsoft-com:office:office" xmlns:oel="http://schemas.microsoft.com/office/2019/extlst" xmlns:r="http://schemas.openxmlformats.org/officeDocument/2006/relationships" xmlns:m="http://schemas.openxmlformats.org/officeDocument/2006/math" xmlns:v="urn:schemas-microsoft-com:vml" xmlns:wp14="http://schemas.microsoft.com/office/word/2010/wordprocessingDrawing" xmlns:wp="http://schemas.openxmlformats.org/drawingml/2006/wordprocessingDrawing" xmlns:w10="urn:schemas-microsoft-com:office:word" xmlns:w="http://schemas.openxmlformats.org/wordprocessingml/2006/main" xmlns:w14="http://schemas.microsoft.com/office/word/2010/wordml" xmlns:w15="http://schemas.microsoft.com/office/word/2012/wordml" xmlns:w16cex="http://schemas.microsoft.com/office/word/2018/wordml/cex" xmlns:w16cid="http://schemas.microsoft.com/office/word/2016/wordml/cid" xmlns:w16="http://schemas.microsoft.com/office/word/2018/wordml" xmlns:w16du="http://schemas.microsoft.com/office/word/2023/wordml/word16du" xmlns:w16sdtdh="http://schemas.microsoft.com/office/word/2020/wordml/sdtdatahash" xmlns:w16sdtfl="http://schemas.microsoft.com/office/word/2024/wordml/sdtformatlock" xmlns:w16se="http://schemas.microsoft.com/office/word/2015/wordml/symex" xmlns:wpg="http://schemas.microsoft.com/office/word/2010/wordprocessingGroup" xmlns:wpi="http://schemas.microsoft.com/office/word/2010/wordprocessingInk" xmlns:wne="http://schemas.microsoft.com/office/word/2006/wordml" xmlns:wps="http://schemas.microsoft.com/office/word/2010/wordprocessingShape" mc:Ignorable="w14 w15 w16se w16cid w16 w16cex w16sdtdh w16sdtfl w16du wp14">
-  <w:abstractNum w:abstractNumId="0" w15:restartNumberingAfterBreak="0">
-    <w:nsid w:val="41285D65"/>
-    <w:multiLevelType w:val="hybridMultilevel"/>
-    <w:tmpl w:val="B9487436"/>
-    <w:lvl w:ilvl="0" w:tplc="C5B2B148">
+<w:numbering xmlns:w="http://schemas.openxmlformats.org/wordprocessingml/2006/main" xmlns:o="urn:schemas-microsoft-com:office:office" xmlns:r="http://schemas.openxmlformats.org/officeDocument/2006/relationships" xmlns:v="urn:schemas-microsoft-com:vml" xmlns:mc="http://schemas.openxmlformats.org/markup-compatibility/2006" xmlns:w14="http://schemas.microsoft.com/office/word/2010/wordml" mc:Ignorable="w14">
+  <w:abstractNum w:abstractNumId="1">
+    <w:lvl w:ilvl="0">
       <w:start w:val="1"/>
       <w:numFmt w:val="decimal"/>
       <w:lvlText w:val="%1-"/>
       <w:lvlJc w:val="left"/>
       <w:pPr>
+        <w:tabs>
+          <w:tab w:val="num" w:pos="0"/>
+        </w:tabs>
         <w:ind w:left="720" w:hanging="360"/>
       </w:pPr>
-      <w:rPr>
-        <w:rFonts w:hint="default"/>
-      </w:rPr>
-    </w:lvl>
-    <w:lvl w:ilvl="1" w:tplc="04090019" w:tentative="1">
+      <w:rPr/>
+    </w:lvl>
+    <w:lvl w:ilvl="1">
       <w:start w:val="1"/>
       <w:numFmt w:val="lowerLetter"/>
       <w:lvlText w:val="%2."/>
       <w:lvlJc w:val="left"/>
       <w:pPr>
+        <w:tabs>
+          <w:tab w:val="num" w:pos="0"/>
+        </w:tabs>
         <w:ind w:left="1440" w:hanging="360"/>
       </w:pPr>
-    </w:lvl>
-    <w:lvl w:ilvl="2" w:tplc="0409001B" w:tentative="1">
+      <w:rPr/>
+    </w:lvl>
+    <w:lvl w:ilvl="2">
       <w:start w:val="1"/>
       <w:numFmt w:val="lowerRoman"/>
       <w:lvlText w:val="%3."/>
       <w:lvlJc w:val="right"/>
       <w:pPr>
+        <w:tabs>
+          <w:tab w:val="num" w:pos="0"/>
+        </w:tabs>
         <w:ind w:left="2160" w:hanging="180"/>
       </w:pPr>
-    </w:lvl>
-    <w:lvl w:ilvl="3" w:tplc="0409000F" w:tentative="1">
+      <w:rPr/>
+    </w:lvl>
+    <w:lvl w:ilvl="3">
       <w:start w:val="1"/>
       <w:numFmt w:val="decimal"/>
       <w:lvlText w:val="%4."/>
       <w:lvlJc w:val="left"/>
       <w:pPr>
+        <w:tabs>
+          <w:tab w:val="num" w:pos="0"/>
+        </w:tabs>
         <w:ind w:left="2880" w:hanging="360"/>
       </w:pPr>
-    </w:lvl>
-    <w:lvl w:ilvl="4" w:tplc="04090019" w:tentative="1">
+      <w:rPr/>
+    </w:lvl>
+    <w:lvl w:ilvl="4">
       <w:start w:val="1"/>
       <w:numFmt w:val="lowerLetter"/>
       <w:lvlText w:val="%5."/>
       <w:lvlJc w:val="left"/>
       <w:pPr>
+        <w:tabs>
+          <w:tab w:val="num" w:pos="0"/>
+        </w:tabs>
         <w:ind w:left="3600" w:hanging="360"/>
       </w:pPr>
-    </w:lvl>
-    <w:lvl w:ilvl="5" w:tplc="0409001B" w:tentative="1">
+      <w:rPr/>
+    </w:lvl>
+    <w:lvl w:ilvl="5">
       <w:start w:val="1"/>
       <w:numFmt w:val="lowerRoman"/>
       <w:lvlText w:val="%6."/>
       <w:lvlJc w:val="right"/>
       <w:pPr>
+        <w:tabs>
+          <w:tab w:val="num" w:pos="0"/>
+        </w:tabs>
         <w:ind w:left="4320" w:hanging="180"/>
       </w:pPr>
-    </w:lvl>
-    <w:lvl w:ilvl="6" w:tplc="0409000F" w:tentative="1">
+      <w:rPr/>
+    </w:lvl>
+    <w:lvl w:ilvl="6">
       <w:start w:val="1"/>
       <w:numFmt w:val="decimal"/>
       <w:lvlText w:val="%7."/>
       <w:lvlJc w:val="left"/>
       <w:pPr>
+        <w:tabs>
+          <w:tab w:val="num" w:pos="0"/>
+        </w:tabs>
         <w:ind w:left="5040" w:hanging="360"/>
       </w:pPr>
-    </w:lvl>
-    <w:lvl w:ilvl="7" w:tplc="04090019" w:tentative="1">
+      <w:rPr/>
+    </w:lvl>
+    <w:lvl w:ilvl="7">
       <w:start w:val="1"/>
       <w:numFmt w:val="lowerLetter"/>
       <w:lvlText w:val="%8."/>
       <w:lvlJc w:val="left"/>
       <w:pPr>
+        <w:tabs>
+          <w:tab w:val="num" w:pos="0"/>
+        </w:tabs>
         <w:ind w:left="5760" w:hanging="360"/>
       </w:pPr>
-    </w:lvl>
-    <w:lvl w:ilvl="8" w:tplc="0409001B" w:tentative="1">
+      <w:rPr/>
+    </w:lvl>
+    <w:lvl w:ilvl="8">
       <w:start w:val="1"/>
       <w:numFmt w:val="lowerRoman"/>
       <w:lvlText w:val="%9."/>
       <w:lvlJc w:val="right"/>
       <w:pPr>
+        <w:tabs>
+          <w:tab w:val="num" w:pos="0"/>
+        </w:tabs>
         <w:ind w:left="6480" w:hanging="180"/>
       </w:pPr>
+      <w:rPr/>
     </w:lvl>
   </w:abstractNum>
-  <w:abstractNum w:abstractNumId="1" w15:restartNumberingAfterBreak="0">
-    <w:nsid w:val="4ED33490"/>
-    <w:multiLevelType w:val="hybridMultilevel"/>
-    <w:tmpl w:val="7FDA6CAC"/>
-    <w:lvl w:ilvl="0" w:tplc="BE08E37A">
+  <w:abstractNum w:abstractNumId="2">
+    <w:lvl w:ilvl="0">
       <w:start w:val="1"/>
       <w:numFmt w:val="decimal"/>
       <w:lvlText w:val="%1-"/>
       <w:lvlJc w:val="left"/>
       <w:pPr>
+        <w:tabs>
+          <w:tab w:val="num" w:pos="0"/>
+        </w:tabs>
         <w:ind w:left="720" w:hanging="360"/>
       </w:pPr>
-      <w:rPr>
-        <w:rFonts w:hint="default"/>
-      </w:rPr>
-    </w:lvl>
-    <w:lvl w:ilvl="1" w:tplc="04090019" w:tentative="1">
+      <w:rPr/>
+    </w:lvl>
+    <w:lvl w:ilvl="1">
       <w:start w:val="1"/>
       <w:numFmt w:val="lowerLetter"/>
       <w:lvlText w:val="%2."/>
       <w:lvlJc w:val="left"/>
       <w:pPr>
+        <w:tabs>
+          <w:tab w:val="num" w:pos="0"/>
+        </w:tabs>
         <w:ind w:left="1440" w:hanging="360"/>
       </w:pPr>
-    </w:lvl>
-    <w:lvl w:ilvl="2" w:tplc="0409001B" w:tentative="1">
+      <w:rPr/>
+    </w:lvl>
+    <w:lvl w:ilvl="2">
       <w:start w:val="1"/>
       <w:numFmt w:val="lowerRoman"/>
       <w:lvlText w:val="%3."/>
       <w:lvlJc w:val="right"/>
       <w:pPr>
+        <w:tabs>
+          <w:tab w:val="num" w:pos="0"/>
+        </w:tabs>
         <w:ind w:left="2160" w:hanging="180"/>
       </w:pPr>
-    </w:lvl>
-    <w:lvl w:ilvl="3" w:tplc="0409000F" w:tentative="1">
+      <w:rPr/>
+    </w:lvl>
+    <w:lvl w:ilvl="3">
       <w:start w:val="1"/>
       <w:numFmt w:val="decimal"/>
       <w:lvlText w:val="%4."/>
       <w:lvlJc w:val="left"/>
       <w:pPr>
+        <w:tabs>
+          <w:tab w:val="num" w:pos="0"/>
+        </w:tabs>
         <w:ind w:left="2880" w:hanging="360"/>
       </w:pPr>
-    </w:lvl>
-    <w:lvl w:ilvl="4" w:tplc="04090019" w:tentative="1">
+      <w:rPr/>
+    </w:lvl>
+    <w:lvl w:ilvl="4">
       <w:start w:val="1"/>
       <w:numFmt w:val="lowerLetter"/>
       <w:lvlText w:val="%5."/>
       <w:lvlJc w:val="left"/>
       <w:pPr>
+        <w:tabs>
+          <w:tab w:val="num" w:pos="0"/>
+        </w:tabs>
         <w:ind w:left="3600" w:hanging="360"/>
       </w:pPr>
-    </w:lvl>
-    <w:lvl w:ilvl="5" w:tplc="0409001B" w:tentative="1">
+      <w:rPr/>
+    </w:lvl>
+    <w:lvl w:ilvl="5">
       <w:start w:val="1"/>
       <w:numFmt w:val="lowerRoman"/>
       <w:lvlText w:val="%6."/>
       <w:lvlJc w:val="right"/>
       <w:pPr>
+        <w:tabs>
+          <w:tab w:val="num" w:pos="0"/>
+        </w:tabs>
         <w:ind w:left="4320" w:hanging="180"/>
       </w:pPr>
-    </w:lvl>
-    <w:lvl w:ilvl="6" w:tplc="0409000F" w:tentative="1">
+      <w:rPr/>
+    </w:lvl>
+    <w:lvl w:ilvl="6">
       <w:start w:val="1"/>
       <w:numFmt w:val="decimal"/>
       <w:lvlText w:val="%7."/>
       <w:lvlJc w:val="left"/>
       <w:pPr>
+        <w:tabs>
+          <w:tab w:val="num" w:pos="0"/>
+        </w:tabs>
         <w:ind w:left="5040" w:hanging="360"/>
       </w:pPr>
-    </w:lvl>
-    <w:lvl w:ilvl="7" w:tplc="04090019" w:tentative="1">
+      <w:rPr/>
+    </w:lvl>
+    <w:lvl w:ilvl="7">
       <w:start w:val="1"/>
       <w:numFmt w:val="lowerLetter"/>
       <w:lvlText w:val="%8."/>
       <w:lvlJc w:val="left"/>
       <w:pPr>
+        <w:tabs>
+          <w:tab w:val="num" w:pos="0"/>
+        </w:tabs>
         <w:ind w:left="5760" w:hanging="360"/>
       </w:pPr>
-    </w:lvl>
-    <w:lvl w:ilvl="8" w:tplc="0409001B" w:tentative="1">
+      <w:rPr/>
+    </w:lvl>
+    <w:lvl w:ilvl="8">
       <w:start w:val="1"/>
       <w:numFmt w:val="lowerRoman"/>
       <w:lvlText w:val="%9."/>
       <w:lvlJc w:val="right"/>
       <w:pPr>
+        <w:tabs>
+          <w:tab w:val="num" w:pos="0"/>
+        </w:tabs>
         <w:ind w:left="6480" w:hanging="180"/>
       </w:pPr>
+      <w:rPr/>
     </w:lvl>
   </w:abstractNum>
-  <w:abstractNum w:abstractNumId="2" w15:restartNumberingAfterBreak="0">
-    <w:nsid w:val="6384127D"/>
-    <w:multiLevelType w:val="hybridMultilevel"/>
-    <w:tmpl w:val="5A4CA690"/>
-    <w:lvl w:ilvl="0" w:tplc="E7D47224">
+  <w:abstractNum w:abstractNumId="3">
+    <w:lvl w:ilvl="0">
       <w:start w:val="1"/>
       <w:numFmt w:val="decimal"/>
       <w:lvlText w:val="%1-"/>
       <w:lvlJc w:val="left"/>
       <w:pPr>
+        <w:tabs>
+          <w:tab w:val="num" w:pos="0"/>
+        </w:tabs>
         <w:ind w:left="720" w:hanging="360"/>
       </w:pPr>
-      <w:rPr>
-        <w:rFonts w:hint="default"/>
-      </w:rPr>
-    </w:lvl>
-    <w:lvl w:ilvl="1" w:tplc="04090019" w:tentative="1">
+      <w:rPr/>
+    </w:lvl>
+    <w:lvl w:ilvl="1">
       <w:start w:val="1"/>
       <w:numFmt w:val="lowerLetter"/>
       <w:lvlText w:val="%2."/>
       <w:lvlJc w:val="left"/>
       <w:pPr>
+        <w:tabs>
+          <w:tab w:val="num" w:pos="0"/>
+        </w:tabs>
         <w:ind w:left="1440" w:hanging="360"/>
       </w:pPr>
-    </w:lvl>
-    <w:lvl w:ilvl="2" w:tplc="0409001B" w:tentative="1">
+      <w:rPr/>
+    </w:lvl>
+    <w:lvl w:ilvl="2">
       <w:start w:val="1"/>
       <w:numFmt w:val="lowerRoman"/>
       <w:lvlText w:val="%3."/>
       <w:lvlJc w:val="right"/>
       <w:pPr>
+        <w:tabs>
+          <w:tab w:val="num" w:pos="0"/>
+        </w:tabs>
         <w:ind w:left="2160" w:hanging="180"/>
       </w:pPr>
-    </w:lvl>
-    <w:lvl w:ilvl="3" w:tplc="0409000F" w:tentative="1">
+      <w:rPr/>
+    </w:lvl>
+    <w:lvl w:ilvl="3">
       <w:start w:val="1"/>
       <w:numFmt w:val="decimal"/>
       <w:lvlText w:val="%4."/>
       <w:lvlJc w:val="left"/>
       <w:pPr>
+        <w:tabs>
+          <w:tab w:val="num" w:pos="0"/>
+        </w:tabs>
         <w:ind w:left="2880" w:hanging="360"/>
       </w:pPr>
-    </w:lvl>
-    <w:lvl w:ilvl="4" w:tplc="04090019" w:tentative="1">
+      <w:rPr/>
+    </w:lvl>
+    <w:lvl w:ilvl="4">
       <w:start w:val="1"/>
       <w:numFmt w:val="lowerLetter"/>
       <w:lvlText w:val="%5."/>
       <w:lvlJc w:val="left"/>
       <w:pPr>
+        <w:tabs>
+          <w:tab w:val="num" w:pos="0"/>
+        </w:tabs>
         <w:ind w:left="3600" w:hanging="360"/>
       </w:pPr>
-    </w:lvl>
-    <w:lvl w:ilvl="5" w:tplc="0409001B" w:tentative="1">
+      <w:rPr/>
+    </w:lvl>
+    <w:lvl w:ilvl="5">
       <w:start w:val="1"/>
       <w:numFmt w:val="lowerRoman"/>
       <w:lvlText w:val="%6."/>
       <w:lvlJc w:val="right"/>
       <w:pPr>
+        <w:tabs>
+          <w:tab w:val="num" w:pos="0"/>
+        </w:tabs>
         <w:ind w:left="4320" w:hanging="180"/>
       </w:pPr>
-    </w:lvl>
-    <w:lvl w:ilvl="6" w:tplc="0409000F" w:tentative="1">
+      <w:rPr/>
+    </w:lvl>
+    <w:lvl w:ilvl="6">
       <w:start w:val="1"/>
       <w:numFmt w:val="decimal"/>
       <w:lvlText w:val="%7."/>
       <w:lvlJc w:val="left"/>
       <w:pPr>
+        <w:tabs>
+          <w:tab w:val="num" w:pos="0"/>
+        </w:tabs>
         <w:ind w:left="5040" w:hanging="360"/>
       </w:pPr>
-    </w:lvl>
-    <w:lvl w:ilvl="7" w:tplc="04090019" w:tentative="1">
+      <w:rPr/>
+    </w:lvl>
+    <w:lvl w:ilvl="7">
       <w:start w:val="1"/>
       <w:numFmt w:val="lowerLetter"/>
       <w:lvlText w:val="%8."/>
       <w:lvlJc w:val="left"/>
       <w:pPr>
+        <w:tabs>
+          <w:tab w:val="num" w:pos="0"/>
+        </w:tabs>
         <w:ind w:left="5760" w:hanging="360"/>
       </w:pPr>
-    </w:lvl>
-    <w:lvl w:ilvl="8" w:tplc="0409001B" w:tentative="1">
+      <w:rPr/>
+    </w:lvl>
+    <w:lvl w:ilvl="8">
       <w:start w:val="1"/>
       <w:numFmt w:val="lowerRoman"/>
       <w:lvlText w:val="%9."/>
       <w:lvlJc w:val="right"/>
       <w:pPr>
+        <w:tabs>
+          <w:tab w:val="num" w:pos="0"/>
+        </w:tabs>
         <w:ind w:left="6480" w:hanging="180"/>
       </w:pPr>
+      <w:rPr/>
     </w:lvl>
   </w:abstractNum>
-  <w:abstractNum w:abstractNumId="3" w15:restartNumberingAfterBreak="0">
-    <w:nsid w:val="64C81B78"/>
-    <w:multiLevelType w:val="hybridMultilevel"/>
-    <w:tmpl w:val="B2D41226"/>
-    <w:lvl w:ilvl="0" w:tplc="F7CA96F4">
+  <w:abstractNum w:abstractNumId="4">
+    <w:lvl w:ilvl="0">
       <w:start w:val="1"/>
       <w:numFmt w:val="decimal"/>
       <w:lvlText w:val="%1-"/>
       <w:lvlJc w:val="left"/>
       <w:pPr>
+        <w:tabs>
+          <w:tab w:val="num" w:pos="0"/>
+        </w:tabs>
         <w:ind w:left="720" w:hanging="360"/>
       </w:pPr>
-      <w:rPr>
-        <w:rFonts w:hint="default"/>
-      </w:rPr>
-    </w:lvl>
-    <w:lvl w:ilvl="1" w:tplc="04090019" w:tentative="1">
+      <w:rPr/>
+    </w:lvl>
+    <w:lvl w:ilvl="1">
       <w:start w:val="1"/>
       <w:numFmt w:val="lowerLetter"/>
       <w:lvlText w:val="%2."/>
       <w:lvlJc w:val="left"/>
       <w:pPr>
+        <w:tabs>
+          <w:tab w:val="num" w:pos="0"/>
+        </w:tabs>
         <w:ind w:left="1440" w:hanging="360"/>
       </w:pPr>
-    </w:lvl>
-    <w:lvl w:ilvl="2" w:tplc="0409001B" w:tentative="1">
+      <w:rPr/>
+    </w:lvl>
+    <w:lvl w:ilvl="2">
       <w:start w:val="1"/>
       <w:numFmt w:val="lowerRoman"/>
       <w:lvlText w:val="%3."/>
       <w:lvlJc w:val="right"/>
       <w:pPr>
+        <w:tabs>
+          <w:tab w:val="num" w:pos="0"/>
+        </w:tabs>
         <w:ind w:left="2160" w:hanging="180"/>
       </w:pPr>
-    </w:lvl>
-    <w:lvl w:ilvl="3" w:tplc="0409000F" w:tentative="1">
+      <w:rPr/>
+    </w:lvl>
+    <w:lvl w:ilvl="3">
       <w:start w:val="1"/>
       <w:numFmt w:val="decimal"/>
       <w:lvlText w:val="%4."/>
       <w:lvlJc w:val="left"/>
       <w:pPr>
+        <w:tabs>
+          <w:tab w:val="num" w:pos="0"/>
+        </w:tabs>
         <w:ind w:left="2880" w:hanging="360"/>
       </w:pPr>
-    </w:lvl>
-    <w:lvl w:ilvl="4" w:tplc="04090019" w:tentative="1">
+      <w:rPr/>
+    </w:lvl>
+    <w:lvl w:ilvl="4">
       <w:start w:val="1"/>
       <w:numFmt w:val="lowerLetter"/>
       <w:lvlText w:val="%5."/>
       <w:lvlJc w:val="left"/>
       <w:pPr>
+        <w:tabs>
+          <w:tab w:val="num" w:pos="0"/>
+        </w:tabs>
         <w:ind w:left="3600" w:hanging="360"/>
       </w:pPr>
-    </w:lvl>
-    <w:lvl w:ilvl="5" w:tplc="0409001B" w:tentative="1">
+      <w:rPr/>
+    </w:lvl>
+    <w:lvl w:ilvl="5">
       <w:start w:val="1"/>
       <w:numFmt w:val="lowerRoman"/>
       <w:lvlText w:val="%6."/>
       <w:lvlJc w:val="right"/>
       <w:pPr>
+        <w:tabs>
+          <w:tab w:val="num" w:pos="0"/>
+        </w:tabs>
         <w:ind w:left="4320" w:hanging="180"/>
       </w:pPr>
-    </w:lvl>
-    <w:lvl w:ilvl="6" w:tplc="0409000F" w:tentative="1">
+      <w:rPr/>
+    </w:lvl>
+    <w:lvl w:ilvl="6">
       <w:start w:val="1"/>
       <w:numFmt w:val="decimal"/>
       <w:lvlText w:val="%7."/>
       <w:lvlJc w:val="left"/>
       <w:pPr>
+        <w:tabs>
+          <w:tab w:val="num" w:pos="0"/>
+        </w:tabs>
         <w:ind w:left="5040" w:hanging="360"/>
       </w:pPr>
-    </w:lvl>
-    <w:lvl w:ilvl="7" w:tplc="04090019" w:tentative="1">
+      <w:rPr/>
+    </w:lvl>
+    <w:lvl w:ilvl="7">
       <w:start w:val="1"/>
       <w:numFmt w:val="lowerLetter"/>
       <w:lvlText w:val="%8."/>
       <w:lvlJc w:val="left"/>
       <w:pPr>
+        <w:tabs>
+          <w:tab w:val="num" w:pos="0"/>
+        </w:tabs>
         <w:ind w:left="5760" w:hanging="360"/>
       </w:pPr>
-    </w:lvl>
-    <w:lvl w:ilvl="8" w:tplc="0409001B" w:tentative="1">
+      <w:rPr/>
+    </w:lvl>
+    <w:lvl w:ilvl="8">
       <w:start w:val="1"/>
       <w:numFmt w:val="lowerRoman"/>
       <w:lvlText w:val="%9."/>
       <w:lvlJc w:val="right"/>
       <w:pPr>
+        <w:tabs>
+          <w:tab w:val="num" w:pos="0"/>
+        </w:tabs>
         <w:ind w:left="6480" w:hanging="180"/>
       </w:pPr>
+      <w:rPr/>
     </w:lvl>
   </w:abstractNum>
-  <w:abstractNum w:abstractNumId="4" w15:restartNumberingAfterBreak="0">
-    <w:nsid w:val="6BE92672"/>
-    <w:multiLevelType w:val="hybridMultilevel"/>
-    <w:tmpl w:val="2B861386"/>
-    <w:lvl w:ilvl="0" w:tplc="686680FE">
-      <w:start w:val="1"/>
-      <w:numFmt w:val="decimal"/>
-      <w:lvlText w:val="%1-"/>
-      <w:lvlJc w:val="left"/>
-      <w:pPr>
-        <w:ind w:left="720" w:hanging="360"/>
-      </w:pPr>
-      <w:rPr>
-        <w:rFonts w:hint="default"/>
-      </w:rPr>
-    </w:lvl>
-    <w:lvl w:ilvl="1" w:tplc="04090019" w:tentative="1">
-      <w:start w:val="1"/>
-      <w:numFmt w:val="lowerLetter"/>
-      <w:lvlText w:val="%2."/>
-      <w:lvlJc w:val="left"/>
-      <w:pPr>
-        <w:ind w:left="1440" w:hanging="360"/>
-      </w:pPr>
-    </w:lvl>
-    <w:lvl w:ilvl="2" w:tplc="0409001B" w:tentative="1">
-      <w:start w:val="1"/>
-      <w:numFmt w:val="lowerRoman"/>
-      <w:lvlText w:val="%3."/>
-      <w:lvlJc w:val="right"/>
-      <w:pPr>
-        <w:ind w:left="2160" w:hanging="180"/>
-      </w:pPr>
-    </w:lvl>
-    <w:lvl w:ilvl="3" w:tplc="0409000F" w:tentative="1">
-      <w:start w:val="1"/>
-      <w:numFmt w:val="decimal"/>
-      <w:lvlText w:val="%4."/>
-      <w:lvlJc w:val="left"/>
-      <w:pPr>
-        <w:ind w:left="2880" w:hanging="360"/>
-      </w:pPr>
-    </w:lvl>
-    <w:lvl w:ilvl="4" w:tplc="04090019" w:tentative="1">
-      <w:start w:val="1"/>
-      <w:numFmt w:val="lowerLetter"/>
-      <w:lvlText w:val="%5."/>
-      <w:lvlJc w:val="left"/>
-      <w:pPr>
-        <w:ind w:left="3600" w:hanging="360"/>
-      </w:pPr>
-    </w:lvl>
-    <w:lvl w:ilvl="5" w:tplc="0409001B" w:tentative="1">
-      <w:start w:val="1"/>
-      <w:numFmt w:val="lowerRoman"/>
-      <w:lvlText w:val="%6."/>
-      <w:lvlJc w:val="right"/>
-      <w:pPr>
-        <w:ind w:left="4320" w:hanging="180"/>
-      </w:pPr>
-    </w:lvl>
-    <w:lvl w:ilvl="6" w:tplc="0409000F" w:tentative="1">
-      <w:start w:val="1"/>
-      <w:numFmt w:val="decimal"/>
-      <w:lvlText w:val="%7."/>
-      <w:lvlJc w:val="left"/>
-      <w:pPr>
-        <w:ind w:left="5040" w:hanging="360"/>
-      </w:pPr>
-    </w:lvl>
-    <w:lvl w:ilvl="7" w:tplc="04090019" w:tentative="1">
-      <w:start w:val="1"/>
-      <w:numFmt w:val="lowerLetter"/>
-      <w:lvlText w:val="%8."/>
-      <w:lvlJc w:val="left"/>
-      <w:pPr>
-        <w:ind w:left="5760" w:hanging="360"/>
-      </w:pPr>
-    </w:lvl>
-    <w:lvl w:ilvl="8" w:tplc="0409001B" w:tentative="1">
-      <w:start w:val="1"/>
-      <w:numFmt w:val="lowerRoman"/>
-      <w:lvlText w:val="%9."/>
-      <w:lvlJc w:val="right"/>
-      <w:pPr>
-        <w:ind w:left="6480" w:hanging="180"/>
+  <w:abstractNum w:abstractNumId="5">
+    <w:lvl w:ilvl="0">
+      <w:start w:val="1"/>
+      <w:numFmt w:val="none"/>
+      <w:suff w:val="nothing"/>
+      <w:lvlText w:val=""/>
+      <w:lvlJc w:val="left"/>
+      <w:pPr>
+        <w:tabs>
+          <w:tab w:val="num" w:pos="0"/>
+        </w:tabs>
+        <w:ind w:left="0" w:hanging="0"/>
+      </w:pPr>
+    </w:lvl>
+    <w:lvl w:ilvl="1">
+      <w:start w:val="1"/>
+      <w:numFmt w:val="none"/>
+      <w:suff w:val="nothing"/>
+      <w:lvlText w:val=""/>
+      <w:lvlJc w:val="left"/>
+      <w:pPr>
+        <w:tabs>
+          <w:tab w:val="num" w:pos="0"/>
+        </w:tabs>
+        <w:ind w:left="0" w:hanging="0"/>
+      </w:pPr>
+    </w:lvl>
+    <w:lvl w:ilvl="2">
+      <w:start w:val="1"/>
+      <w:numFmt w:val="none"/>
+      <w:suff w:val="nothing"/>
+      <w:lvlText w:val=""/>
+      <w:lvlJc w:val="left"/>
+      <w:pPr>
+        <w:tabs>
+          <w:tab w:val="num" w:pos="0"/>
+        </w:tabs>
+        <w:ind w:left="0" w:hanging="0"/>
+      </w:pPr>
+    </w:lvl>
+    <w:lvl w:ilvl="3">
+      <w:start w:val="1"/>
+      <w:numFmt w:val="none"/>
+      <w:suff w:val="nothing"/>
+      <w:lvlText w:val=""/>
+      <w:lvlJc w:val="left"/>
+      <w:pPr>
+        <w:tabs>
+          <w:tab w:val="num" w:pos="0"/>
+        </w:tabs>
+        <w:ind w:left="0" w:hanging="0"/>
+      </w:pPr>
+    </w:lvl>
+    <w:lvl w:ilvl="4">
+      <w:start w:val="1"/>
+      <w:numFmt w:val="none"/>
+      <w:suff w:val="nothing"/>
+      <w:lvlText w:val=""/>
+      <w:lvlJc w:val="left"/>
+      <w:pPr>
+        <w:tabs>
+          <w:tab w:val="num" w:pos="0"/>
+        </w:tabs>
+        <w:ind w:left="0" w:hanging="0"/>
+      </w:pPr>
+    </w:lvl>
+    <w:lvl w:ilvl="5">
+      <w:start w:val="1"/>
+      <w:numFmt w:val="none"/>
+      <w:suff w:val="nothing"/>
+      <w:lvlText w:val=""/>
+      <w:lvlJc w:val="left"/>
+      <w:pPr>
+        <w:tabs>
+          <w:tab w:val="num" w:pos="0"/>
+        </w:tabs>
+        <w:ind w:left="0" w:hanging="0"/>
+      </w:pPr>
+    </w:lvl>
+    <w:lvl w:ilvl="6">
+      <w:start w:val="1"/>
+      <w:numFmt w:val="none"/>
+      <w:suff w:val="nothing"/>
+      <w:lvlText w:val=""/>
+      <w:lvlJc w:val="left"/>
+      <w:pPr>
+        <w:tabs>
+          <w:tab w:val="num" w:pos="0"/>
+        </w:tabs>
+        <w:ind w:left="0" w:hanging="0"/>
+      </w:pPr>
+    </w:lvl>
+    <w:lvl w:ilvl="7">
+      <w:start w:val="1"/>
+      <w:numFmt w:val="none"/>
+      <w:suff w:val="nothing"/>
+      <w:lvlText w:val=""/>
+      <w:lvlJc w:val="left"/>
+      <w:pPr>
+        <w:tabs>
+          <w:tab w:val="num" w:pos="0"/>
+        </w:tabs>
+        <w:ind w:left="0" w:hanging="0"/>
+      </w:pPr>
+    </w:lvl>
+    <w:lvl w:ilvl="8">
+      <w:start w:val="1"/>
+      <w:numFmt w:val="none"/>
+      <w:suff w:val="nothing"/>
+      <w:lvlText w:val=""/>
+      <w:lvlJc w:val="left"/>
+      <w:pPr>
+        <w:tabs>
+          <w:tab w:val="num" w:pos="0"/>
+        </w:tabs>
+        <w:ind w:left="0" w:hanging="0"/>
       </w:pPr>
     </w:lvl>
   </w:abstractNum>
-  <w:num w:numId="1" w16cid:durableId="970206129">
+  <w:num w:numId="1">
     <w:abstractNumId w:val="1"/>
   </w:num>
-  <w:num w:numId="2" w16cid:durableId="933703862">
+  <w:num w:numId="2">
     <w:abstractNumId w:val="2"/>
   </w:num>
-  <w:num w:numId="3" w16cid:durableId="1914702196">
-    <w:abstractNumId w:val="0"/>
-  </w:num>
-  <w:num w:numId="4" w16cid:durableId="392433380">
+  <w:num w:numId="3">
     <w:abstractNumId w:val="3"/>
   </w:num>
-  <w:num w:numId="5" w16cid:durableId="27150041">
+  <w:num w:numId="4">
     <w:abstractNumId w:val="4"/>
+  </w:num>
+  <w:num w:numId="5">
+    <w:abstractNumId w:val="5"/>
   </w:num>
 </w:numbering>
 </file>
 
 <file path=word/styles.xml><?xml version="1.0" encoding="utf-8"?>
-<w:styles xmlns:mc="http://schemas.openxmlformats.org/markup-compatibility/2006" xmlns:r="http://schemas.openxmlformats.org/officeDocument/2006/relationships" xmlns:w="http://schemas.openxmlformats.org/wordprocessingml/2006/main" xmlns:w14="http://schemas.microsoft.com/office/word/2010/wordml" xmlns:w15="http://schemas.microsoft.com/office/word/2012/wordml" xmlns:w16cex="http://schemas.microsoft.com/office/word/2018/wordml/cex" xmlns:w16cid="http://schemas.microsoft.com/office/word/2016/wordml/cid" xmlns:w16="http://schemas.microsoft.com/office/word/2018/wordml" xmlns:w16du="http://schemas.microsoft.com/office/word/2023/wordml/word16du" xmlns:w16sdtdh="http://schemas.microsoft.com/office/word/2020/wordml/sdtdatahash" xmlns:w16sdtfl="http://schemas.microsoft.com/office/word/2024/wordml/sdtformatlock" xmlns:w16se="http://schemas.microsoft.com/office/word/2015/wordml/symex" mc:Ignorable="w14 w15 w16se w16cid w16 w16cex w16sdtdh w16sdtfl w16du">
+<w:styles xmlns:w="http://schemas.openxmlformats.org/wordprocessingml/2006/main" xmlns:w14="http://schemas.microsoft.com/office/word/2010/wordml" xmlns:mc="http://schemas.openxmlformats.org/markup-compatibility/2006" mc:Ignorable="w14">
   <w:docDefaults>
     <w:rPrDefault>
       <w:rPr>
-        <w:rFonts w:asciiTheme="minorHAnsi" w:eastAsiaTheme="minorHAnsi" w:hAnsiTheme="minorHAnsi" w:cstheme="minorBidi"/>
+        <w:rFonts w:ascii="Aptos" w:hAnsi="Aptos" w:eastAsia="Aptos" w:cs="Arial" w:asciiTheme="minorHAnsi" w:cstheme="minorBidi" w:eastAsiaTheme="minorHAnsi" w:hAnsiTheme="minorHAnsi"/>
         <w:kern w:val="2"/>
         <w:sz w:val="24"/>
         <w:szCs w:val="24"/>
@@ -731,21 +923,21 @@
     </w:rPrDefault>
     <w:pPrDefault>
       <w:pPr>
-        <w:spacing w:after="160" w:line="278" w:lineRule="auto"/>
+        <w:suppressAutoHyphens w:val="true"/>
       </w:pPr>
     </w:pPrDefault>
   </w:docDefaults>
   <w:latentStyles w:defLockedState="0" w:defUIPriority="99" w:defSemiHidden="0" w:defUnhideWhenUsed="0" w:defQFormat="0" w:count="376">
     <w:lsdException w:name="Normal" w:uiPriority="0" w:qFormat="1"/>
     <w:lsdException w:name="heading 1" w:uiPriority="9" w:qFormat="1"/>
-    <w:lsdException w:name="heading 2" w:semiHidden="1" w:uiPriority="9" w:unhideWhenUsed="1" w:qFormat="1"/>
-    <w:lsdException w:name="heading 3" w:semiHidden="1" w:uiPriority="9" w:unhideWhenUsed="1" w:qFormat="1"/>
-    <w:lsdException w:name="heading 4" w:semiHidden="1" w:uiPriority="9" w:unhideWhenUsed="1" w:qFormat="1"/>
-    <w:lsdException w:name="heading 5" w:semiHidden="1" w:uiPriority="9" w:unhideWhenUsed="1" w:qFormat="1"/>
-    <w:lsdException w:name="heading 6" w:semiHidden="1" w:uiPriority="9" w:unhideWhenUsed="1" w:qFormat="1"/>
-    <w:lsdException w:name="heading 7" w:semiHidden="1" w:uiPriority="9" w:unhideWhenUsed="1" w:qFormat="1"/>
-    <w:lsdException w:name="heading 8" w:semiHidden="1" w:uiPriority="9" w:unhideWhenUsed="1" w:qFormat="1"/>
-    <w:lsdException w:name="heading 9" w:semiHidden="1" w:uiPriority="9" w:unhideWhenUsed="1" w:qFormat="1"/>
+    <w:lsdException w:name="heading 2" w:uiPriority="9" w:semiHidden="1" w:unhideWhenUsed="1" w:qFormat="1"/>
+    <w:lsdException w:name="heading 3" w:uiPriority="9" w:semiHidden="1" w:unhideWhenUsed="1" w:qFormat="1"/>
+    <w:lsdException w:name="heading 4" w:uiPriority="9" w:semiHidden="1" w:unhideWhenUsed="1" w:qFormat="1"/>
+    <w:lsdException w:name="heading 5" w:uiPriority="9" w:semiHidden="1" w:unhideWhenUsed="1" w:qFormat="1"/>
+    <w:lsdException w:name="heading 6" w:uiPriority="9" w:semiHidden="1" w:unhideWhenUsed="1" w:qFormat="1"/>
+    <w:lsdException w:name="heading 7" w:uiPriority="9" w:semiHidden="1" w:unhideWhenUsed="1" w:qFormat="1"/>
+    <w:lsdException w:name="heading 8" w:uiPriority="9" w:semiHidden="1" w:unhideWhenUsed="1" w:qFormat="1"/>
+    <w:lsdException w:name="heading 9" w:uiPriority="9" w:semiHidden="1" w:unhideWhenUsed="1" w:qFormat="1"/>
     <w:lsdException w:name="index 1" w:semiHidden="1" w:unhideWhenUsed="1"/>
     <w:lsdException w:name="index 2" w:semiHidden="1" w:unhideWhenUsed="1"/>
     <w:lsdException w:name="index 3" w:semiHidden="1" w:unhideWhenUsed="1"/>
@@ -755,22 +947,22 @@
     <w:lsdException w:name="index 7" w:semiHidden="1" w:unhideWhenUsed="1"/>
     <w:lsdException w:name="index 8" w:semiHidden="1" w:unhideWhenUsed="1"/>
     <w:lsdException w:name="index 9" w:semiHidden="1" w:unhideWhenUsed="1"/>
-    <w:lsdException w:name="toc 1" w:semiHidden="1" w:uiPriority="39" w:unhideWhenUsed="1"/>
-    <w:lsdException w:name="toc 2" w:semiHidden="1" w:uiPriority="39" w:unhideWhenUsed="1"/>
-    <w:lsdException w:name="toc 3" w:semiHidden="1" w:uiPriority="39" w:unhideWhenUsed="1"/>
-    <w:lsdException w:name="toc 4" w:semiHidden="1" w:uiPriority="39" w:unhideWhenUsed="1"/>
-    <w:lsdException w:name="toc 5" w:semiHidden="1" w:uiPriority="39" w:unhideWhenUsed="1"/>
-    <w:lsdException w:name="toc 6" w:semiHidden="1" w:uiPriority="39" w:unhideWhenUsed="1"/>
-    <w:lsdException w:name="toc 7" w:semiHidden="1" w:uiPriority="39" w:unhideWhenUsed="1"/>
-    <w:lsdException w:name="toc 8" w:semiHidden="1" w:uiPriority="39" w:unhideWhenUsed="1"/>
-    <w:lsdException w:name="toc 9" w:semiHidden="1" w:uiPriority="39" w:unhideWhenUsed="1"/>
+    <w:lsdException w:name="toc 1" w:uiPriority="39" w:semiHidden="1" w:unhideWhenUsed="1"/>
+    <w:lsdException w:name="toc 2" w:uiPriority="39" w:semiHidden="1" w:unhideWhenUsed="1"/>
+    <w:lsdException w:name="toc 3" w:uiPriority="39" w:semiHidden="1" w:unhideWhenUsed="1"/>
+    <w:lsdException w:name="toc 4" w:uiPriority="39" w:semiHidden="1" w:unhideWhenUsed="1"/>
+    <w:lsdException w:name="toc 5" w:uiPriority="39" w:semiHidden="1" w:unhideWhenUsed="1"/>
+    <w:lsdException w:name="toc 6" w:uiPriority="39" w:semiHidden="1" w:unhideWhenUsed="1"/>
+    <w:lsdException w:name="toc 7" w:uiPriority="39" w:semiHidden="1" w:unhideWhenUsed="1"/>
+    <w:lsdException w:name="toc 8" w:uiPriority="39" w:semiHidden="1" w:unhideWhenUsed="1"/>
+    <w:lsdException w:name="toc 9" w:uiPriority="39" w:semiHidden="1" w:unhideWhenUsed="1"/>
     <w:lsdException w:name="Normal Indent" w:semiHidden="1" w:unhideWhenUsed="1"/>
     <w:lsdException w:name="footnote text" w:semiHidden="1" w:unhideWhenUsed="1"/>
     <w:lsdException w:name="annotation text" w:semiHidden="1" w:unhideWhenUsed="1"/>
     <w:lsdException w:name="header" w:semiHidden="1" w:unhideWhenUsed="1"/>
     <w:lsdException w:name="footer" w:semiHidden="1" w:unhideWhenUsed="1"/>
     <w:lsdException w:name="index heading" w:semiHidden="1" w:unhideWhenUsed="1"/>
-    <w:lsdException w:name="caption" w:semiHidden="1" w:uiPriority="35" w:unhideWhenUsed="1" w:qFormat="1"/>
+    <w:lsdException w:name="caption" w:uiPriority="35" w:semiHidden="1" w:unhideWhenUsed="1" w:qFormat="1"/>
     <w:lsdException w:name="table of figures" w:semiHidden="1" w:unhideWhenUsed="1"/>
     <w:lsdException w:name="envelope address" w:semiHidden="1" w:unhideWhenUsed="1"/>
     <w:lsdException w:name="envelope return" w:semiHidden="1" w:unhideWhenUsed="1"/>
@@ -801,7 +993,7 @@
     <w:lsdException w:name="Title" w:uiPriority="10" w:qFormat="1"/>
     <w:lsdException w:name="Closing" w:semiHidden="1" w:unhideWhenUsed="1"/>
     <w:lsdException w:name="Signature" w:semiHidden="1" w:unhideWhenUsed="1"/>
-    <w:lsdException w:name="Default Paragraph Font" w:semiHidden="1" w:uiPriority="1" w:unhideWhenUsed="1"/>
+    <w:lsdException w:name="Default Paragraph Font" w:uiPriority="1" w:semiHidden="1" w:unhideWhenUsed="1"/>
     <w:lsdException w:name="Body Text" w:semiHidden="1" w:unhideWhenUsed="1"/>
     <w:lsdException w:name="Body Text Indent" w:semiHidden="1" w:unhideWhenUsed="1"/>
     <w:lsdException w:name="List Continue" w:semiHidden="1" w:unhideWhenUsed="1"/>
@@ -1001,8 +1193,8 @@
     <w:lsdException w:name="Subtle Reference" w:uiPriority="31" w:qFormat="1"/>
     <w:lsdException w:name="Intense Reference" w:uiPriority="32" w:qFormat="1"/>
     <w:lsdException w:name="Book Title" w:uiPriority="33" w:qFormat="1"/>
-    <w:lsdException w:name="Bibliography" w:semiHidden="1" w:uiPriority="37" w:unhideWhenUsed="1"/>
-    <w:lsdException w:name="TOC Heading" w:semiHidden="1" w:uiPriority="39" w:unhideWhenUsed="1" w:qFormat="1"/>
+    <w:lsdException w:name="Bibliography" w:uiPriority="37" w:semiHidden="1" w:unhideWhenUsed="1"/>
+    <w:lsdException w:name="TOC Heading" w:uiPriority="39" w:semiHidden="1" w:unhideWhenUsed="1" w:qFormat="1"/>
     <w:lsdException w:name="Plain Table 1" w:uiPriority="41"/>
     <w:lsdException w:name="Plain Table 2" w:uiPriority="42"/>
     <w:lsdException w:name="Plain Table 3" w:uiPriority="43"/>
@@ -1113,77 +1305,92 @@
     <w:lsdException w:name="Unresolved Mention" w:semiHidden="1" w:unhideWhenUsed="1"/>
     <w:lsdException w:name="Smart Link" w:semiHidden="1" w:unhideWhenUsed="1"/>
   </w:latentStyles>
-  <w:style w:type="paragraph" w:default="1" w:styleId="Normal">
+  <w:style w:type="paragraph" w:styleId="Normal" w:default="1">
     <w:name w:val="Normal"/>
     <w:qFormat/>
+    <w:pPr>
+      <w:widowControl/>
+      <w:bidi w:val="0"/>
+      <w:spacing w:lineRule="auto" w:line="276" w:before="0" w:after="160"/>
+      <w:jc w:val="left"/>
+    </w:pPr>
+    <w:rPr>
+      <w:rFonts w:ascii="Aptos" w:hAnsi="Aptos" w:eastAsia="Aptos" w:cs="Arial" w:asciiTheme="minorHAnsi" w:cstheme="minorBidi" w:eastAsiaTheme="minorHAnsi" w:hAnsiTheme="minorHAnsi"/>
+      <w:color w:val="auto"/>
+      <w:kern w:val="2"/>
+      <w:sz w:val="24"/>
+      <w:szCs w:val="24"/>
+      <w:lang w:val="en-US" w:eastAsia="en-US" w:bidi="ar-SA"/>
+      <w14:ligatures w14:val="standardContextual"/>
+    </w:rPr>
   </w:style>
   <w:style w:type="paragraph" w:styleId="Heading1">
-    <w:name w:val="heading 1"/>
+    <w:name w:val="Heading 1"/>
     <w:basedOn w:val="Normal"/>
     <w:next w:val="Normal"/>
     <w:link w:val="Heading1Char"/>
     <w:uiPriority w:val="9"/>
     <w:qFormat/>
-    <w:rsid w:val="008E5AB7"/>
+    <w:rsid w:val="008e5ab7"/>
     <w:pPr>
-      <w:keepNext/>
+      <w:keepNext w:val="true"/>
       <w:keepLines/>
       <w:spacing w:before="360" w:after="80"/>
       <w:outlineLvl w:val="0"/>
     </w:pPr>
     <w:rPr>
-      <w:rFonts w:asciiTheme="majorHAnsi" w:eastAsiaTheme="majorEastAsia" w:hAnsiTheme="majorHAnsi" w:cstheme="majorBidi"/>
-      <w:color w:val="0F4761" w:themeColor="accent1" w:themeShade="BF"/>
+      <w:rFonts w:ascii="Aptos Display" w:hAnsi="Aptos Display" w:eastAsia="" w:cs="Times New Roman" w:asciiTheme="majorHAnsi" w:cstheme="majorBidi" w:eastAsiaTheme="majorEastAsia" w:hAnsiTheme="majorHAnsi"/>
+      <w:color w:val="0F4761" w:themeColor="accent1" w:themeShade="bf"/>
       <w:sz w:val="40"/>
       <w:szCs w:val="40"/>
     </w:rPr>
   </w:style>
   <w:style w:type="paragraph" w:styleId="Heading2">
-    <w:name w:val="heading 2"/>
+    <w:name w:val="Heading 2"/>
     <w:basedOn w:val="Normal"/>
     <w:next w:val="Normal"/>
     <w:link w:val="Heading2Char"/>
     <w:uiPriority w:val="9"/>
     <w:unhideWhenUsed/>
     <w:qFormat/>
-    <w:rsid w:val="008E5AB7"/>
+    <w:rsid w:val="008e5ab7"/>
     <w:pPr>
-      <w:keepNext/>
+      <w:keepNext w:val="true"/>
       <w:keepLines/>
       <w:spacing w:before="160" w:after="80"/>
       <w:outlineLvl w:val="1"/>
     </w:pPr>
     <w:rPr>
-      <w:rFonts w:asciiTheme="majorHAnsi" w:eastAsiaTheme="majorEastAsia" w:hAnsiTheme="majorHAnsi" w:cstheme="majorBidi"/>
-      <w:color w:val="0F4761" w:themeColor="accent1" w:themeShade="BF"/>
+      <w:rFonts w:ascii="Aptos Display" w:hAnsi="Aptos Display" w:eastAsia="" w:cs="Times New Roman" w:asciiTheme="majorHAnsi" w:cstheme="majorBidi" w:eastAsiaTheme="majorEastAsia" w:hAnsiTheme="majorHAnsi"/>
+      <w:color w:val="0F4761" w:themeColor="accent1" w:themeShade="bf"/>
       <w:sz w:val="32"/>
       <w:szCs w:val="32"/>
     </w:rPr>
   </w:style>
   <w:style w:type="paragraph" w:styleId="Heading3">
-    <w:name w:val="heading 3"/>
+    <w:name w:val="Heading 3"/>
     <w:basedOn w:val="Normal"/>
     <w:next w:val="Normal"/>
     <w:link w:val="Heading3Char"/>
     <w:uiPriority w:val="9"/>
     <w:unhideWhenUsed/>
     <w:qFormat/>
-    <w:rsid w:val="008E5AB7"/>
+    <w:rsid w:val="008e5ab7"/>
     <w:pPr>
-      <w:keepNext/>
+      <w:keepNext w:val="true"/>
       <w:keepLines/>
       <w:spacing w:before="160" w:after="80"/>
       <w:outlineLvl w:val="2"/>
     </w:pPr>
     <w:rPr>
-      <w:rFonts w:eastAsiaTheme="majorEastAsia" w:cstheme="majorBidi"/>
-      <w:color w:val="0F4761" w:themeColor="accent1" w:themeShade="BF"/>
+      <w:rFonts w:eastAsia="" w:cs="Times New Roman" w:cstheme="majorBidi" w:eastAsiaTheme="majorEastAsia"/>
+      <w:color w:val="0F4761" w:themeColor="accent1" w:themeShade="bf"/>
       <w:sz w:val="28"/>
       <w:szCs w:val="28"/>
     </w:rPr>
   </w:style>
   <w:style w:type="paragraph" w:styleId="Heading4">
-    <w:name w:val="heading 4"/>
+    <w:name w:val="Heading 4"/>
     <w:basedOn w:val="Normal"/>
     <w:next w:val="Normal"/>
     <w:link w:val="Heading4Char"/>
@@ -1191,22 +1398,22 @@
     <w:semiHidden/>
     <w:unhideWhenUsed/>
     <w:qFormat/>
-    <w:rsid w:val="008E5AB7"/>
+    <w:rsid w:val="008e5ab7"/>
     <w:pPr>
-      <w:keepNext/>
+      <w:keepNext w:val="true"/>
       <w:keepLines/>
       <w:spacing w:before="80" w:after="40"/>
       <w:outlineLvl w:val="3"/>
     </w:pPr>
     <w:rPr>
-      <w:rFonts w:eastAsiaTheme="majorEastAsia" w:cstheme="majorBidi"/>
+      <w:rFonts w:eastAsia="" w:cs="Times New Roman" w:cstheme="majorBidi" w:eastAsiaTheme="majorEastAsia"/>
       <w:i/>
       <w:iCs/>
-      <w:color w:val="0F4761" w:themeColor="accent1" w:themeShade="BF"/>
+      <w:color w:val="0F4761" w:themeColor="accent1" w:themeShade="bf"/>
     </w:rPr>
   </w:style>
   <w:style w:type="paragraph" w:styleId="Heading5">
-    <w:name w:val="heading 5"/>
+    <w:name w:val="Heading 5"/>
     <w:basedOn w:val="Normal"/>
     <w:next w:val="Normal"/>
     <w:link w:val="Heading5Char"/>
@@ -1214,20 +1421,20 @@
     <w:semiHidden/>
     <w:unhideWhenUsed/>
     <w:qFormat/>
-    <w:rsid w:val="008E5AB7"/>
+    <w:rsid w:val="008e5ab7"/>
     <w:pPr>
-      <w:keepNext/>
+      <w:keepNext w:val="true"/>
       <w:keepLines/>
       <w:spacing w:before="80" w:after="40"/>
       <w:outlineLvl w:val="4"/>
     </w:pPr>
     <w:rPr>
-      <w:rFonts w:eastAsiaTheme="majorEastAsia" w:cstheme="majorBidi"/>
-      <w:color w:val="0F4761" w:themeColor="accent1" w:themeShade="BF"/>
+      <w:rFonts w:eastAsia="" w:cs="Times New Roman" w:cstheme="majorBidi" w:eastAsiaTheme="majorEastAsia"/>
+      <w:color w:val="0F4761" w:themeColor="accent1" w:themeShade="bf"/>
     </w:rPr>
   </w:style>
   <w:style w:type="paragraph" w:styleId="Heading6">
-    <w:name w:val="heading 6"/>
+    <w:name w:val="Heading 6"/>
     <w:basedOn w:val="Normal"/>
     <w:next w:val="Normal"/>
     <w:link w:val="Heading6Char"/>
@@ -1235,22 +1442,22 @@
     <w:semiHidden/>
     <w:unhideWhenUsed/>
     <w:qFormat/>
-    <w:rsid w:val="008E5AB7"/>
+    <w:rsid w:val="008e5ab7"/>
     <w:pPr>
-      <w:keepNext/>
+      <w:keepNext w:val="true"/>
       <w:keepLines/>
       <w:spacing w:before="40" w:after="0"/>
       <w:outlineLvl w:val="5"/>
     </w:pPr>
     <w:rPr>
-      <w:rFonts w:eastAsiaTheme="majorEastAsia" w:cstheme="majorBidi"/>
+      <w:rFonts w:eastAsia="" w:cs="Times New Roman" w:cstheme="majorBidi" w:eastAsiaTheme="majorEastAsia"/>
       <w:i/>
       <w:iCs/>
-      <w:color w:val="595959" w:themeColor="text1" w:themeTint="A6"/>
+      <w:color w:val="595959" w:themeColor="text1" w:themeTint="a6"/>
     </w:rPr>
   </w:style>
   <w:style w:type="paragraph" w:styleId="Heading7">
-    <w:name w:val="heading 7"/>
+    <w:name w:val="Heading 7"/>
     <w:basedOn w:val="Normal"/>
     <w:next w:val="Normal"/>
     <w:link w:val="Heading7Char"/>
@@ -1258,20 +1465,20 @@
     <w:semiHidden/>
     <w:unhideWhenUsed/>
     <w:qFormat/>
-    <w:rsid w:val="008E5AB7"/>
+    <w:rsid w:val="008e5ab7"/>
     <w:pPr>
-      <w:keepNext/>
+      <w:keepNext w:val="true"/>
       <w:keepLines/>
       <w:spacing w:before="40" w:after="0"/>
       <w:outlineLvl w:val="6"/>
     </w:pPr>
     <w:rPr>
-      <w:rFonts w:eastAsiaTheme="majorEastAsia" w:cstheme="majorBidi"/>
-      <w:color w:val="595959" w:themeColor="text1" w:themeTint="A6"/>
+      <w:rFonts w:eastAsia="" w:cs="Times New Roman" w:cstheme="majorBidi" w:eastAsiaTheme="majorEastAsia"/>
+      <w:color w:val="595959" w:themeColor="text1" w:themeTint="a6"/>
     </w:rPr>
   </w:style>
   <w:style w:type="paragraph" w:styleId="Heading8">
-    <w:name w:val="heading 8"/>
+    <w:name w:val="Heading 8"/>
     <w:basedOn w:val="Normal"/>
     <w:next w:val="Normal"/>
     <w:link w:val="Heading8Char"/>
@@ -1279,22 +1486,22 @@
     <w:semiHidden/>
     <w:unhideWhenUsed/>
     <w:qFormat/>
-    <w:rsid w:val="008E5AB7"/>
+    <w:rsid w:val="008e5ab7"/>
     <w:pPr>
-      <w:keepNext/>
+      <w:keepNext w:val="true"/>
       <w:keepLines/>
-      <w:spacing w:after="0"/>
+      <w:spacing w:before="0" w:after="0"/>
       <w:outlineLvl w:val="7"/>
     </w:pPr>
     <w:rPr>
-      <w:rFonts w:eastAsiaTheme="majorEastAsia" w:cstheme="majorBidi"/>
+      <w:rFonts w:eastAsia="" w:cs="Times New Roman" w:cstheme="majorBidi" w:eastAsiaTheme="majorEastAsia"/>
       <w:i/>
       <w:iCs/>
-      <w:color w:val="272727" w:themeColor="text1" w:themeTint="D8"/>
+      <w:color w:val="272727" w:themeColor="text1" w:themeTint="d8"/>
     </w:rPr>
   </w:style>
   <w:style w:type="paragraph" w:styleId="Heading9">
-    <w:name w:val="heading 9"/>
+    <w:name w:val="Heading 9"/>
     <w:basedOn w:val="Normal"/>
     <w:next w:val="Normal"/>
     <w:link w:val="Heading9Char"/>
@@ -1302,23 +1509,425 @@
     <w:semiHidden/>
     <w:unhideWhenUsed/>
     <w:qFormat/>
-    <w:rsid w:val="008E5AB7"/>
+    <w:rsid w:val="008e5ab7"/>
     <w:pPr>
-      <w:keepNext/>
+      <w:keepNext w:val="true"/>
       <w:keepLines/>
-      <w:spacing w:after="0"/>
+      <w:spacing w:before="0" w:after="0"/>
       <w:outlineLvl w:val="8"/>
     </w:pPr>
     <w:rPr>
-      <w:rFonts w:eastAsiaTheme="majorEastAsia" w:cstheme="majorBidi"/>
-      <w:color w:val="272727" w:themeColor="text1" w:themeTint="D8"/>
-    </w:rPr>
-  </w:style>
-  <w:style w:type="character" w:default="1" w:styleId="DefaultParagraphFont">
+      <w:rFonts w:eastAsia="" w:cs="Times New Roman" w:cstheme="majorBidi" w:eastAsiaTheme="majorEastAsia"/>
+      <w:color w:val="272727" w:themeColor="text1" w:themeTint="d8"/>
+    </w:rPr>
+  </w:style>
+  <w:style w:type="character" w:styleId="DefaultParagraphFont" w:default="1">
     <w:name w:val="Default Paragraph Font"/>
     <w:uiPriority w:val="1"/>
     <w:semiHidden/>
     <w:unhideWhenUsed/>
+    <w:qFormat/>
+    <w:rPr/>
+  </w:style>
+  <w:style w:type="character" w:styleId="Heading1Char" w:customStyle="1">
+    <w:name w:val="Heading 1 Char"/>
+    <w:basedOn w:val="DefaultParagraphFont"/>
+    <w:link w:val="Heading1"/>
+    <w:uiPriority w:val="9"/>
+    <w:qFormat/>
+    <w:rsid w:val="008e5ab7"/>
+    <w:rPr>
+      <w:rFonts w:ascii="Aptos Display" w:hAnsi="Aptos Display" w:eastAsia="" w:cs="Times New Roman" w:asciiTheme="majorHAnsi" w:cstheme="majorBidi" w:eastAsiaTheme="majorEastAsia" w:hAnsiTheme="majorHAnsi"/>
+      <w:color w:val="0F4761" w:themeColor="accent1" w:themeShade="bf"/>
+      <w:sz w:val="40"/>
+      <w:szCs w:val="40"/>
+    </w:rPr>
+  </w:style>
+  <w:style w:type="character" w:styleId="Heading2Char" w:customStyle="1">
+    <w:name w:val="Heading 2 Char"/>
+    <w:basedOn w:val="DefaultParagraphFont"/>
+    <w:link w:val="Heading2"/>
+    <w:uiPriority w:val="9"/>
+    <w:qFormat/>
+    <w:rsid w:val="008e5ab7"/>
+    <w:rPr>
+      <w:rFonts w:ascii="Aptos Display" w:hAnsi="Aptos Display" w:eastAsia="" w:cs="Times New Roman" w:asciiTheme="majorHAnsi" w:cstheme="majorBidi" w:eastAsiaTheme="majorEastAsia" w:hAnsiTheme="majorHAnsi"/>
+      <w:color w:val="0F4761" w:themeColor="accent1" w:themeShade="bf"/>
+      <w:sz w:val="32"/>
+      <w:szCs w:val="32"/>
+    </w:rPr>
+  </w:style>
+  <w:style w:type="character" w:styleId="Heading3Char" w:customStyle="1">
+    <w:name w:val="Heading 3 Char"/>
+    <w:basedOn w:val="DefaultParagraphFont"/>
+    <w:link w:val="Heading3"/>
+    <w:uiPriority w:val="9"/>
+    <w:qFormat/>
+    <w:rsid w:val="008e5ab7"/>
+    <w:rPr>
+      <w:rFonts w:eastAsia="" w:cs="Times New Roman" w:cstheme="majorBidi" w:eastAsiaTheme="majorEastAsia"/>
+      <w:color w:val="0F4761" w:themeColor="accent1" w:themeShade="bf"/>
+      <w:sz w:val="28"/>
+      <w:szCs w:val="28"/>
+    </w:rPr>
+  </w:style>
+  <w:style w:type="character" w:styleId="Heading4Char" w:customStyle="1">
+    <w:name w:val="Heading 4 Char"/>
+    <w:basedOn w:val="DefaultParagraphFont"/>
+    <w:link w:val="Heading4"/>
+    <w:uiPriority w:val="9"/>
+    <w:semiHidden/>
+    <w:qFormat/>
+    <w:rsid w:val="008e5ab7"/>
+    <w:rPr>
+      <w:rFonts w:eastAsia="" w:cs="Times New Roman" w:cstheme="majorBidi" w:eastAsiaTheme="majorEastAsia"/>
+      <w:i/>
+      <w:iCs/>
+      <w:color w:val="0F4761" w:themeColor="accent1" w:themeShade="bf"/>
+    </w:rPr>
+  </w:style>
+  <w:style w:type="character" w:styleId="Heading5Char" w:customStyle="1">
+    <w:name w:val="Heading 5 Char"/>
+    <w:basedOn w:val="DefaultParagraphFont"/>
+    <w:link w:val="Heading5"/>
+    <w:uiPriority w:val="9"/>
+    <w:semiHidden/>
+    <w:qFormat/>
+    <w:rsid w:val="008e5ab7"/>
+    <w:rPr>
+      <w:rFonts w:eastAsia="" w:cs="Times New Roman" w:cstheme="majorBidi" w:eastAsiaTheme="majorEastAsia"/>
+      <w:color w:val="0F4761" w:themeColor="accent1" w:themeShade="bf"/>
+    </w:rPr>
+  </w:style>
+  <w:style w:type="character" w:styleId="Heading6Char" w:customStyle="1">
+    <w:name w:val="Heading 6 Char"/>
+    <w:basedOn w:val="DefaultParagraphFont"/>
+    <w:link w:val="Heading6"/>
+    <w:uiPriority w:val="9"/>
+    <w:semiHidden/>
+    <w:qFormat/>
+    <w:rsid w:val="008e5ab7"/>
+    <w:rPr>
+      <w:rFonts w:eastAsia="" w:cs="Times New Roman" w:cstheme="majorBidi" w:eastAsiaTheme="majorEastAsia"/>
+      <w:i/>
+      <w:iCs/>
+      <w:color w:val="595959" w:themeColor="text1" w:themeTint="a6"/>
+    </w:rPr>
+  </w:style>
+  <w:style w:type="character" w:styleId="Heading7Char" w:customStyle="1">
+    <w:name w:val="Heading 7 Char"/>
+    <w:basedOn w:val="DefaultParagraphFont"/>
+    <w:link w:val="Heading7"/>
+    <w:uiPriority w:val="9"/>
+    <w:semiHidden/>
+    <w:qFormat/>
+    <w:rsid w:val="008e5ab7"/>
+    <w:rPr>
+      <w:rFonts w:eastAsia="" w:cs="Times New Roman" w:cstheme="majorBidi" w:eastAsiaTheme="majorEastAsia"/>
+      <w:color w:val="595959" w:themeColor="text1" w:themeTint="a6"/>
+    </w:rPr>
+  </w:style>
+  <w:style w:type="character" w:styleId="Heading8Char" w:customStyle="1">
+    <w:name w:val="Heading 8 Char"/>
+    <w:basedOn w:val="DefaultParagraphFont"/>
+    <w:link w:val="Heading8"/>
+    <w:uiPriority w:val="9"/>
+    <w:semiHidden/>
+    <w:qFormat/>
+    <w:rsid w:val="008e5ab7"/>
+    <w:rPr>
+      <w:rFonts w:eastAsia="" w:cs="Times New Roman" w:cstheme="majorBidi" w:eastAsiaTheme="majorEastAsia"/>
+      <w:i/>
+      <w:iCs/>
+      <w:color w:val="272727" w:themeColor="text1" w:themeTint="d8"/>
+    </w:rPr>
+  </w:style>
+  <w:style w:type="character" w:styleId="Heading9Char" w:customStyle="1">
+    <w:name w:val="Heading 9 Char"/>
+    <w:basedOn w:val="DefaultParagraphFont"/>
+    <w:link w:val="Heading9"/>
+    <w:uiPriority w:val="9"/>
+    <w:semiHidden/>
+    <w:qFormat/>
+    <w:rsid w:val="008e5ab7"/>
+    <w:rPr>
+      <w:rFonts w:eastAsia="" w:cs="Times New Roman" w:cstheme="majorBidi" w:eastAsiaTheme="majorEastAsia"/>
+      <w:color w:val="272727" w:themeColor="text1" w:themeTint="d8"/>
+    </w:rPr>
+  </w:style>
+  <w:style w:type="character" w:styleId="TitleChar" w:customStyle="1">
+    <w:name w:val="Title Char"/>
+    <w:basedOn w:val="DefaultParagraphFont"/>
+    <w:link w:val="Title"/>
+    <w:uiPriority w:val="10"/>
+    <w:qFormat/>
+    <w:rsid w:val="008e5ab7"/>
+    <w:rPr>
+      <w:rFonts w:ascii="Aptos Display" w:hAnsi="Aptos Display" w:eastAsia="" w:cs="Times New Roman" w:asciiTheme="majorHAnsi" w:cstheme="majorBidi" w:eastAsiaTheme="majorEastAsia" w:hAnsiTheme="majorHAnsi"/>
+      <w:spacing w:val="-10"/>
+      <w:kern w:val="2"/>
+      <w:sz w:val="56"/>
+      <w:szCs w:val="56"/>
+    </w:rPr>
+  </w:style>
+  <w:style w:type="character" w:styleId="SubtitleChar" w:customStyle="1">
+    <w:name w:val="Subtitle Char"/>
+    <w:basedOn w:val="DefaultParagraphFont"/>
+    <w:link w:val="Subtitle"/>
+    <w:uiPriority w:val="11"/>
+    <w:qFormat/>
+    <w:rsid w:val="008e5ab7"/>
+    <w:rPr>
+      <w:rFonts w:eastAsia="" w:cs="Times New Roman" w:cstheme="majorBidi" w:eastAsiaTheme="majorEastAsia"/>
+      <w:color w:val="595959" w:themeColor="text1" w:themeTint="a6"/>
+      <w:spacing w:val="15"/>
+      <w:sz w:val="28"/>
+      <w:szCs w:val="28"/>
+    </w:rPr>
+  </w:style>
+  <w:style w:type="character" w:styleId="QuoteChar" w:customStyle="1">
+    <w:name w:val="Quote Char"/>
+    <w:basedOn w:val="DefaultParagraphFont"/>
+    <w:link w:val="Quote"/>
+    <w:uiPriority w:val="29"/>
+    <w:qFormat/>
+    <w:rsid w:val="008e5ab7"/>
+    <w:rPr>
+      <w:i/>
+      <w:iCs/>
+      <w:color w:val="404040" w:themeColor="text1" w:themeTint="bf"/>
+    </w:rPr>
+  </w:style>
+  <w:style w:type="character" w:styleId="IntenseEmphasis">
+    <w:name w:val="Intense Emphasis"/>
+    <w:basedOn w:val="DefaultParagraphFont"/>
+    <w:uiPriority w:val="21"/>
+    <w:qFormat/>
+    <w:rsid w:val="008e5ab7"/>
+    <w:rPr>
+      <w:i/>
+      <w:iCs/>
+      <w:color w:val="0F4761" w:themeColor="accent1" w:themeShade="bf"/>
+    </w:rPr>
+  </w:style>
+  <w:style w:type="character" w:styleId="IntenseQuoteChar" w:customStyle="1">
+    <w:name w:val="Intense Quote Char"/>
+    <w:basedOn w:val="DefaultParagraphFont"/>
+    <w:link w:val="IntenseQuote"/>
+    <w:uiPriority w:val="30"/>
+    <w:qFormat/>
+    <w:rsid w:val="008e5ab7"/>
+    <w:rPr>
+      <w:i/>
+      <w:iCs/>
+      <w:color w:val="0F4761" w:themeColor="accent1" w:themeShade="bf"/>
+    </w:rPr>
+  </w:style>
+  <w:style w:type="character" w:styleId="IntenseReference">
+    <w:name w:val="Intense Reference"/>
+    <w:basedOn w:val="DefaultParagraphFont"/>
+    <w:uiPriority w:val="32"/>
+    <w:qFormat/>
+    <w:rsid w:val="008e5ab7"/>
+    <w:rPr>
+      <w:b/>
+      <w:bCs/>
+      <w:smallCaps/>
+      <w:color w:val="0F4761" w:themeColor="accent1" w:themeShade="bf"/>
+      <w:spacing w:val="5"/>
+    </w:rPr>
+  </w:style>
+  <w:style w:type="character" w:styleId="InternetLink">
+    <w:name w:val="Hyperlink"/>
+    <w:basedOn w:val="DefaultParagraphFont"/>
+    <w:uiPriority w:val="99"/>
+    <w:unhideWhenUsed/>
+    <w:rsid w:val="00050bd7"/>
+    <w:rPr>
+      <w:color w:val="467886" w:themeColor="hyperlink"/>
+      <w:u w:val="single"/>
+    </w:rPr>
+  </w:style>
+  <w:style w:type="character" w:styleId="UnresolvedMention">
+    <w:name w:val="Unresolved Mention"/>
+    <w:basedOn w:val="DefaultParagraphFont"/>
+    <w:uiPriority w:val="99"/>
+    <w:semiHidden/>
+    <w:unhideWhenUsed/>
+    <w:qFormat/>
+    <w:rsid w:val="00050bd7"/>
+    <w:rPr>
+      <w:color w:val="605E5C"/>
+      <w:shd w:fill="E1DFDD" w:val="clear"/>
+    </w:rPr>
+  </w:style>
+  <w:style w:type="character" w:styleId="VisitedInternetLink">
+    <w:name w:val="FollowedHyperlink"/>
+    <w:basedOn w:val="DefaultParagraphFont"/>
+    <w:uiPriority w:val="99"/>
+    <w:semiHidden/>
+    <w:unhideWhenUsed/>
+    <w:rsid w:val="00da2f4e"/>
+    <w:rPr>
+      <w:color w:val="96607D" w:themeColor="followedHyperlink"/>
+      <w:u w:val="single"/>
+    </w:rPr>
+  </w:style>
+  <w:style w:type="paragraph" w:styleId="Heading">
+    <w:name w:val="Heading"/>
+    <w:basedOn w:val="Normal"/>
+    <w:next w:val="TextBody"/>
+    <w:qFormat/>
+    <w:pPr>
+      <w:keepNext w:val="true"/>
+      <w:spacing w:before="240" w:after="120"/>
+    </w:pPr>
+    <w:rPr>
+      <w:rFonts w:ascii="Liberation Sans" w:hAnsi="Liberation Sans" w:eastAsia="Noto Sans CJK SC" w:cs="Lohit Devanagari"/>
+      <w:sz w:val="28"/>
+      <w:szCs w:val="28"/>
+    </w:rPr>
+  </w:style>
+  <w:style w:type="paragraph" w:styleId="TextBody">
+    <w:name w:val="Body Text"/>
+    <w:basedOn w:val="Normal"/>
+    <w:pPr>
+      <w:spacing w:lineRule="auto" w:line="276" w:before="0" w:after="140"/>
+    </w:pPr>
+    <w:rPr/>
+  </w:style>
+  <w:style w:type="paragraph" w:styleId="List">
+    <w:name w:val="List"/>
+    <w:basedOn w:val="TextBody"/>
+    <w:pPr/>
+    <w:rPr>
+      <w:rFonts w:cs="Lohit Devanagari"/>
+    </w:rPr>
+  </w:style>
+  <w:style w:type="paragraph" w:styleId="Caption">
+    <w:name w:val="Caption"/>
+    <w:basedOn w:val="Normal"/>
+    <w:qFormat/>
+    <w:pPr>
+      <w:suppressLineNumbers/>
+      <w:spacing w:before="120" w:after="120"/>
+    </w:pPr>
+    <w:rPr>
+      <w:rFonts w:cs="Lohit Devanagari"/>
+      <w:i/>
+      <w:iCs/>
+      <w:sz w:val="24"/>
+      <w:szCs w:val="24"/>
+    </w:rPr>
+  </w:style>
+  <w:style w:type="paragraph" w:styleId="Index">
+    <w:name w:val="Index"/>
+    <w:basedOn w:val="Normal"/>
+    <w:qFormat/>
+    <w:pPr>
+      <w:suppressLineNumbers/>
+    </w:pPr>
+    <w:rPr>
+      <w:rFonts w:cs="Lohit Devanagari"/>
+    </w:rPr>
+  </w:style>
+  <w:style w:type="paragraph" w:styleId="Title">
+    <w:name w:val="Title"/>
+    <w:basedOn w:val="Normal"/>
+    <w:next w:val="Normal"/>
+    <w:link w:val="TitleChar"/>
+    <w:uiPriority w:val="10"/>
+    <w:qFormat/>
+    <w:rsid w:val="008e5ab7"/>
+    <w:pPr>
+      <w:spacing w:lineRule="auto" w:line="240" w:before="0" w:after="80"/>
+      <w:contextualSpacing/>
+    </w:pPr>
+    <w:rPr>
+      <w:rFonts w:ascii="Aptos Display" w:hAnsi="Aptos Display" w:eastAsia="" w:cs="Times New Roman" w:asciiTheme="majorHAnsi" w:cstheme="majorBidi" w:eastAsiaTheme="majorEastAsia" w:hAnsiTheme="majorHAnsi"/>
+      <w:spacing w:val="-10"/>
+      <w:kern w:val="2"/>
+      <w:sz w:val="56"/>
+      <w:szCs w:val="56"/>
+    </w:rPr>
+  </w:style>
+  <w:style w:type="paragraph" w:styleId="Subtitle">
+    <w:name w:val="Subtitle"/>
+    <w:basedOn w:val="Normal"/>
+    <w:next w:val="Normal"/>
+    <w:link w:val="SubtitleChar"/>
+    <w:uiPriority w:val="11"/>
+    <w:qFormat/>
+    <w:rsid w:val="008e5ab7"/>
+    <w:pPr/>
+    <w:rPr>
+      <w:rFonts w:eastAsia="" w:cs="Times New Roman" w:cstheme="majorBidi" w:eastAsiaTheme="majorEastAsia"/>
+      <w:color w:val="595959" w:themeColor="text1" w:themeTint="a6"/>
+      <w:spacing w:val="15"/>
+      <w:sz w:val="28"/>
+      <w:szCs w:val="28"/>
+    </w:rPr>
+  </w:style>
+  <w:style w:type="paragraph" w:styleId="Quote">
+    <w:name w:val="Quote"/>
+    <w:basedOn w:val="Normal"/>
+    <w:next w:val="Normal"/>
+    <w:link w:val="QuoteChar"/>
+    <w:uiPriority w:val="29"/>
+    <w:qFormat/>
+    <w:rsid w:val="008e5ab7"/>
+    <w:pPr>
+      <w:spacing w:before="160" w:after="160"/>
+      <w:jc w:val="center"/>
+    </w:pPr>
+    <w:rPr>
+      <w:i/>
+      <w:iCs/>
+      <w:color w:val="404040" w:themeColor="text1" w:themeTint="bf"/>
+    </w:rPr>
+  </w:style>
+  <w:style w:type="paragraph" w:styleId="ListParagraph">
+    <w:name w:val="List Paragraph"/>
+    <w:basedOn w:val="Normal"/>
+    <w:uiPriority w:val="34"/>
+    <w:qFormat/>
+    <w:rsid w:val="008e5ab7"/>
+    <w:pPr>
+      <w:spacing w:before="0" w:after="160"/>
+      <w:ind w:left="720" w:hanging="0"/>
+      <w:contextualSpacing/>
+    </w:pPr>
+    <w:rPr/>
+  </w:style>
+  <w:style w:type="paragraph" w:styleId="IntenseQuote">
+    <w:name w:val="Intense Quote"/>
+    <w:basedOn w:val="Normal"/>
+    <w:next w:val="Normal"/>
+    <w:link w:val="IntenseQuoteChar"/>
+    <w:uiPriority w:val="30"/>
+    <w:qFormat/>
+    <w:rsid w:val="008e5ab7"/>
+    <w:pPr>
+      <w:pBdr>
+        <w:top w:val="single" w:sz="4" w:space="10" w:color="0F4761"/>
+        <w:bottom w:val="single" w:sz="4" w:space="10" w:color="0F4761"/>
+      </w:pBdr>
+      <w:spacing w:before="360" w:after="360"/>
+      <w:ind w:left="864" w:right="864" w:hanging="0"/>
+      <w:jc w:val="center"/>
+    </w:pPr>
+    <w:rPr>
+      <w:i/>
+      <w:iCs/>
+      <w:color w:val="0F4761" w:themeColor="accent1" w:themeShade="bf"/>
+    </w:rPr>
+  </w:style>
+  <w:style w:type="numbering" w:styleId="NoList" w:default="1">
+    <w:name w:val="No List"/>
+    <w:uiPriority w:val="99"/>
+    <w:semiHidden/>
+    <w:unhideWhenUsed/>
+    <w:qFormat/>
   </w:style>
   <w:style w:type="table" w:default="1" w:styleId="TableNormal">
     <w:name w:val="Normal Table"/>
@@ -1326,7 +1935,6 @@
     <w:semiHidden/>
     <w:unhideWhenUsed/>
     <w:tblPr>
-      <w:tblInd w:w="0" w:type="dxa"/>
       <w:tblCellMar>
         <w:top w:w="0" w:type="dxa"/>
         <w:left w:w="108" w:type="dxa"/>
@@ -1334,335 +1942,6 @@
         <w:right w:w="108" w:type="dxa"/>
       </w:tblCellMar>
     </w:tblPr>
-  </w:style>
-  <w:style w:type="numbering" w:default="1" w:styleId="NoList">
-    <w:name w:val="No List"/>
-    <w:uiPriority w:val="99"/>
-    <w:semiHidden/>
-    <w:unhideWhenUsed/>
-  </w:style>
-  <w:style w:type="character" w:customStyle="1" w:styleId="Heading1Char">
-    <w:name w:val="Heading 1 Char"/>
-    <w:basedOn w:val="DefaultParagraphFont"/>
-    <w:link w:val="Heading1"/>
-    <w:uiPriority w:val="9"/>
-    <w:rsid w:val="008E5AB7"/>
-    <w:rPr>
-      <w:rFonts w:asciiTheme="majorHAnsi" w:eastAsiaTheme="majorEastAsia" w:hAnsiTheme="majorHAnsi" w:cstheme="majorBidi"/>
-      <w:color w:val="0F4761" w:themeColor="accent1" w:themeShade="BF"/>
-      <w:sz w:val="40"/>
-      <w:szCs w:val="40"/>
-    </w:rPr>
-  </w:style>
-  <w:style w:type="character" w:customStyle="1" w:styleId="Heading2Char">
-    <w:name w:val="Heading 2 Char"/>
-    <w:basedOn w:val="DefaultParagraphFont"/>
-    <w:link w:val="Heading2"/>
-    <w:uiPriority w:val="9"/>
-    <w:rsid w:val="008E5AB7"/>
-    <w:rPr>
-      <w:rFonts w:asciiTheme="majorHAnsi" w:eastAsiaTheme="majorEastAsia" w:hAnsiTheme="majorHAnsi" w:cstheme="majorBidi"/>
-      <w:color w:val="0F4761" w:themeColor="accent1" w:themeShade="BF"/>
-      <w:sz w:val="32"/>
-      <w:szCs w:val="32"/>
-    </w:rPr>
-  </w:style>
-  <w:style w:type="character" w:customStyle="1" w:styleId="Heading3Char">
-    <w:name w:val="Heading 3 Char"/>
-    <w:basedOn w:val="DefaultParagraphFont"/>
-    <w:link w:val="Heading3"/>
-    <w:uiPriority w:val="9"/>
-    <w:rsid w:val="008E5AB7"/>
-    <w:rPr>
-      <w:rFonts w:eastAsiaTheme="majorEastAsia" w:cstheme="majorBidi"/>
-      <w:color w:val="0F4761" w:themeColor="accent1" w:themeShade="BF"/>
-      <w:sz w:val="28"/>
-      <w:szCs w:val="28"/>
-    </w:rPr>
-  </w:style>
-  <w:style w:type="character" w:customStyle="1" w:styleId="Heading4Char">
-    <w:name w:val="Heading 4 Char"/>
-    <w:basedOn w:val="DefaultParagraphFont"/>
-    <w:link w:val="Heading4"/>
-    <w:uiPriority w:val="9"/>
-    <w:semiHidden/>
-    <w:rsid w:val="008E5AB7"/>
-    <w:rPr>
-      <w:rFonts w:eastAsiaTheme="majorEastAsia" w:cstheme="majorBidi"/>
-      <w:i/>
-      <w:iCs/>
-      <w:color w:val="0F4761" w:themeColor="accent1" w:themeShade="BF"/>
-    </w:rPr>
-  </w:style>
-  <w:style w:type="character" w:customStyle="1" w:styleId="Heading5Char">
-    <w:name w:val="Heading 5 Char"/>
-    <w:basedOn w:val="DefaultParagraphFont"/>
-    <w:link w:val="Heading5"/>
-    <w:uiPriority w:val="9"/>
-    <w:semiHidden/>
-    <w:rsid w:val="008E5AB7"/>
-    <w:rPr>
-      <w:rFonts w:eastAsiaTheme="majorEastAsia" w:cstheme="majorBidi"/>
-      <w:color w:val="0F4761" w:themeColor="accent1" w:themeShade="BF"/>
-    </w:rPr>
-  </w:style>
-  <w:style w:type="character" w:customStyle="1" w:styleId="Heading6Char">
-    <w:name w:val="Heading 6 Char"/>
-    <w:basedOn w:val="DefaultParagraphFont"/>
-    <w:link w:val="Heading6"/>
-    <w:uiPriority w:val="9"/>
-    <w:semiHidden/>
-    <w:rsid w:val="008E5AB7"/>
-    <w:rPr>
-      <w:rFonts w:eastAsiaTheme="majorEastAsia" w:cstheme="majorBidi"/>
-      <w:i/>
-      <w:iCs/>
-      <w:color w:val="595959" w:themeColor="text1" w:themeTint="A6"/>
-    </w:rPr>
-  </w:style>
-  <w:style w:type="character" w:customStyle="1" w:styleId="Heading7Char">
-    <w:name w:val="Heading 7 Char"/>
-    <w:basedOn w:val="DefaultParagraphFont"/>
-    <w:link w:val="Heading7"/>
-    <w:uiPriority w:val="9"/>
-    <w:semiHidden/>
-    <w:rsid w:val="008E5AB7"/>
-    <w:rPr>
-      <w:rFonts w:eastAsiaTheme="majorEastAsia" w:cstheme="majorBidi"/>
-      <w:color w:val="595959" w:themeColor="text1" w:themeTint="A6"/>
-    </w:rPr>
-  </w:style>
-  <w:style w:type="character" w:customStyle="1" w:styleId="Heading8Char">
-    <w:name w:val="Heading 8 Char"/>
-    <w:basedOn w:val="DefaultParagraphFont"/>
-    <w:link w:val="Heading8"/>
-    <w:uiPriority w:val="9"/>
-    <w:semiHidden/>
-    <w:rsid w:val="008E5AB7"/>
-    <w:rPr>
-      <w:rFonts w:eastAsiaTheme="majorEastAsia" w:cstheme="majorBidi"/>
-      <w:i/>
-      <w:iCs/>
-      <w:color w:val="272727" w:themeColor="text1" w:themeTint="D8"/>
-    </w:rPr>
-  </w:style>
-  <w:style w:type="character" w:customStyle="1" w:styleId="Heading9Char">
-    <w:name w:val="Heading 9 Char"/>
-    <w:basedOn w:val="DefaultParagraphFont"/>
-    <w:link w:val="Heading9"/>
-    <w:uiPriority w:val="9"/>
-    <w:semiHidden/>
-    <w:rsid w:val="008E5AB7"/>
-    <w:rPr>
-      <w:rFonts w:eastAsiaTheme="majorEastAsia" w:cstheme="majorBidi"/>
-      <w:color w:val="272727" w:themeColor="text1" w:themeTint="D8"/>
-    </w:rPr>
-  </w:style>
-  <w:style w:type="paragraph" w:styleId="Title">
-    <w:name w:val="Title"/>
-    <w:basedOn w:val="Normal"/>
-    <w:next w:val="Normal"/>
-    <w:link w:val="TitleChar"/>
-    <w:uiPriority w:val="10"/>
-    <w:qFormat/>
-    <w:rsid w:val="008E5AB7"/>
-    <w:pPr>
-      <w:spacing w:after="80" w:line="240" w:lineRule="auto"/>
-      <w:contextualSpacing/>
-    </w:pPr>
-    <w:rPr>
-      <w:rFonts w:asciiTheme="majorHAnsi" w:eastAsiaTheme="majorEastAsia" w:hAnsiTheme="majorHAnsi" w:cstheme="majorBidi"/>
-      <w:spacing w:val="-10"/>
-      <w:kern w:val="28"/>
-      <w:sz w:val="56"/>
-      <w:szCs w:val="56"/>
-    </w:rPr>
-  </w:style>
-  <w:style w:type="character" w:customStyle="1" w:styleId="TitleChar">
-    <w:name w:val="Title Char"/>
-    <w:basedOn w:val="DefaultParagraphFont"/>
-    <w:link w:val="Title"/>
-    <w:uiPriority w:val="10"/>
-    <w:rsid w:val="008E5AB7"/>
-    <w:rPr>
-      <w:rFonts w:asciiTheme="majorHAnsi" w:eastAsiaTheme="majorEastAsia" w:hAnsiTheme="majorHAnsi" w:cstheme="majorBidi"/>
-      <w:spacing w:val="-10"/>
-      <w:kern w:val="28"/>
-      <w:sz w:val="56"/>
-      <w:szCs w:val="56"/>
-    </w:rPr>
-  </w:style>
-  <w:style w:type="paragraph" w:styleId="Subtitle">
-    <w:name w:val="Subtitle"/>
-    <w:basedOn w:val="Normal"/>
-    <w:next w:val="Normal"/>
-    <w:link w:val="SubtitleChar"/>
-    <w:uiPriority w:val="11"/>
-    <w:qFormat/>
-    <w:rsid w:val="008E5AB7"/>
-    <w:pPr>
-      <w:numPr>
-        <w:ilvl w:val="1"/>
-      </w:numPr>
-    </w:pPr>
-    <w:rPr>
-      <w:rFonts w:eastAsiaTheme="majorEastAsia" w:cstheme="majorBidi"/>
-      <w:color w:val="595959" w:themeColor="text1" w:themeTint="A6"/>
-      <w:spacing w:val="15"/>
-      <w:sz w:val="28"/>
-      <w:szCs w:val="28"/>
-    </w:rPr>
-  </w:style>
-  <w:style w:type="character" w:customStyle="1" w:styleId="SubtitleChar">
-    <w:name w:val="Subtitle Char"/>
-    <w:basedOn w:val="DefaultParagraphFont"/>
-    <w:link w:val="Subtitle"/>
-    <w:uiPriority w:val="11"/>
-    <w:rsid w:val="008E5AB7"/>
-    <w:rPr>
-      <w:rFonts w:eastAsiaTheme="majorEastAsia" w:cstheme="majorBidi"/>
-      <w:color w:val="595959" w:themeColor="text1" w:themeTint="A6"/>
-      <w:spacing w:val="15"/>
-      <w:sz w:val="28"/>
-      <w:szCs w:val="28"/>
-    </w:rPr>
-  </w:style>
-  <w:style w:type="paragraph" w:styleId="Quote">
-    <w:name w:val="Quote"/>
-    <w:basedOn w:val="Normal"/>
-    <w:next w:val="Normal"/>
-    <w:link w:val="QuoteChar"/>
-    <w:uiPriority w:val="29"/>
-    <w:qFormat/>
-    <w:rsid w:val="008E5AB7"/>
-    <w:pPr>
-      <w:spacing w:before="160"/>
-      <w:jc w:val="center"/>
-    </w:pPr>
-    <w:rPr>
-      <w:i/>
-      <w:iCs/>
-      <w:color w:val="404040" w:themeColor="text1" w:themeTint="BF"/>
-    </w:rPr>
-  </w:style>
-  <w:style w:type="character" w:customStyle="1" w:styleId="QuoteChar">
-    <w:name w:val="Quote Char"/>
-    <w:basedOn w:val="DefaultParagraphFont"/>
-    <w:link w:val="Quote"/>
-    <w:uiPriority w:val="29"/>
-    <w:rsid w:val="008E5AB7"/>
-    <w:rPr>
-      <w:i/>
-      <w:iCs/>
-      <w:color w:val="404040" w:themeColor="text1" w:themeTint="BF"/>
-    </w:rPr>
-  </w:style>
-  <w:style w:type="paragraph" w:styleId="ListParagraph">
-    <w:name w:val="List Paragraph"/>
-    <w:basedOn w:val="Normal"/>
-    <w:uiPriority w:val="34"/>
-    <w:qFormat/>
-    <w:rsid w:val="008E5AB7"/>
-    <w:pPr>
-      <w:ind w:left="720"/>
-      <w:contextualSpacing/>
-    </w:pPr>
-  </w:style>
-  <w:style w:type="character" w:styleId="IntenseEmphasis">
-    <w:name w:val="Intense Emphasis"/>
-    <w:basedOn w:val="DefaultParagraphFont"/>
-    <w:uiPriority w:val="21"/>
-    <w:qFormat/>
-    <w:rsid w:val="008E5AB7"/>
-    <w:rPr>
-      <w:i/>
-      <w:iCs/>
-      <w:color w:val="0F4761" w:themeColor="accent1" w:themeShade="BF"/>
-    </w:rPr>
-  </w:style>
-  <w:style w:type="paragraph" w:styleId="IntenseQuote">
-    <w:name w:val="Intense Quote"/>
-    <w:basedOn w:val="Normal"/>
-    <w:next w:val="Normal"/>
-    <w:link w:val="IntenseQuoteChar"/>
-    <w:uiPriority w:val="30"/>
-    <w:qFormat/>
-    <w:rsid w:val="008E5AB7"/>
-    <w:pPr>
-      <w:pBdr>
-        <w:top w:val="single" w:sz="4" w:space="10" w:color="0F4761" w:themeColor="accent1" w:themeShade="BF"/>
-        <w:bottom w:val="single" w:sz="4" w:space="10" w:color="0F4761" w:themeColor="accent1" w:themeShade="BF"/>
-      </w:pBdr>
-      <w:spacing w:before="360" w:after="360"/>
-      <w:ind w:left="864" w:right="864"/>
-      <w:jc w:val="center"/>
-    </w:pPr>
-    <w:rPr>
-      <w:i/>
-      <w:iCs/>
-      <w:color w:val="0F4761" w:themeColor="accent1" w:themeShade="BF"/>
-    </w:rPr>
-  </w:style>
-  <w:style w:type="character" w:customStyle="1" w:styleId="IntenseQuoteChar">
-    <w:name w:val="Intense Quote Char"/>
-    <w:basedOn w:val="DefaultParagraphFont"/>
-    <w:link w:val="IntenseQuote"/>
-    <w:uiPriority w:val="30"/>
-    <w:rsid w:val="008E5AB7"/>
-    <w:rPr>
-      <w:i/>
-      <w:iCs/>
-      <w:color w:val="0F4761" w:themeColor="accent1" w:themeShade="BF"/>
-    </w:rPr>
-  </w:style>
-  <w:style w:type="character" w:styleId="IntenseReference">
-    <w:name w:val="Intense Reference"/>
-    <w:basedOn w:val="DefaultParagraphFont"/>
-    <w:uiPriority w:val="32"/>
-    <w:qFormat/>
-    <w:rsid w:val="008E5AB7"/>
-    <w:rPr>
-      <w:b/>
-      <w:bCs/>
-      <w:smallCaps/>
-      <w:color w:val="0F4761" w:themeColor="accent1" w:themeShade="BF"/>
-      <w:spacing w:val="5"/>
-    </w:rPr>
-  </w:style>
-  <w:style w:type="character" w:styleId="Hyperlink">
-    <w:name w:val="Hyperlink"/>
-    <w:basedOn w:val="DefaultParagraphFont"/>
-    <w:uiPriority w:val="99"/>
-    <w:unhideWhenUsed/>
-    <w:rsid w:val="00050BD7"/>
-    <w:rPr>
-      <w:color w:val="467886" w:themeColor="hyperlink"/>
-      <w:u w:val="single"/>
-    </w:rPr>
-  </w:style>
-  <w:style w:type="character" w:styleId="UnresolvedMention">
-    <w:name w:val="Unresolved Mention"/>
-    <w:basedOn w:val="DefaultParagraphFont"/>
-    <w:uiPriority w:val="99"/>
-    <w:semiHidden/>
-    <w:unhideWhenUsed/>
-    <w:rsid w:val="00050BD7"/>
-    <w:rPr>
-      <w:color w:val="605E5C"/>
-      <w:shd w:val="clear" w:color="auto" w:fill="E1DFDD"/>
-    </w:rPr>
-  </w:style>
-  <w:style w:type="character" w:styleId="FollowedHyperlink">
-    <w:name w:val="FollowedHyperlink"/>
-    <w:basedOn w:val="DefaultParagraphFont"/>
-    <w:uiPriority w:val="99"/>
-    <w:semiHidden/>
-    <w:unhideWhenUsed/>
-    <w:rsid w:val="00DA2F4E"/>
-    <w:rPr>
-      <w:color w:val="96607D" w:themeColor="followedHyperlink"/>
-      <w:u w:val="single"/>
-    </w:rPr>
   </w:style>
 </w:styles>
 </file>

--- a/Documentation/General_Doc.docx
+++ b/Documentation/General_Doc.docx
@@ -201,6 +201,217 @@
       </w:pPr>
       <w:r>
         <w:rPr/>
+      </w:r>
+    </w:p>
+    <w:p>
+      <w:pPr>
+        <w:pStyle w:val="Normal"/>
+        <w:rPr/>
+      </w:pPr>
+      <w:r>
+        <w:rPr/>
+      </w:r>
+    </w:p>
+    <w:p>
+      <w:pPr>
+        <w:pStyle w:val="TextBody"/>
+        <w:rPr>
+          <w:b/>
+          <w:b/>
+          <w:bCs/>
+          <w:color w:val="5983B0"/>
+        </w:rPr>
+      </w:pPr>
+      <w:r>
+        <w:rPr>
+          <w:b/>
+          <w:bCs/>
+          <w:color w:val="5983B0"/>
+        </w:rPr>
+        <w:t xml:space="preserve">Live ROS 2 Implementation </w:t>
+      </w:r>
+    </w:p>
+    <w:p>
+      <w:pPr>
+        <w:pStyle w:val="TextBody"/>
+        <w:numPr>
+          <w:ilvl w:val="0"/>
+          <w:numId w:val="5"/>
+        </w:numPr>
+        <w:tabs>
+          <w:tab w:val="clear" w:pos="720"/>
+          <w:tab w:val="left" w:pos="0" w:leader="none"/>
+        </w:tabs>
+        <w:ind w:left="709" w:hanging="283"/>
+        <w:rPr/>
+      </w:pPr>
+      <w:r>
+        <w:rPr/>
+        <w:t>Running a</w:t>
+      </w:r>
+      <w:r>
+        <w:rPr/>
+        <w:t xml:space="preserve"> ZED 2i camera on ROS 2 and retrieve live imagery via Python.</w:t>
+      </w:r>
+    </w:p>
+    <w:p>
+      <w:pPr>
+        <w:pStyle w:val="TextBody"/>
+        <w:numPr>
+          <w:ilvl w:val="0"/>
+          <w:numId w:val="5"/>
+        </w:numPr>
+        <w:tabs>
+          <w:tab w:val="clear" w:pos="720"/>
+          <w:tab w:val="left" w:pos="0" w:leader="none"/>
+        </w:tabs>
+        <w:ind w:left="709" w:hanging="283"/>
+        <w:rPr/>
+      </w:pPr>
+      <w:r>
+        <w:rPr>
+          <w:b/>
+        </w:rPr>
+        <w:t>Environment:</w:t>
+      </w:r>
+      <w:r>
+        <w:rPr/>
+        <w:t xml:space="preserve"> Ubuntu 22.04 (Jammy) running ROS 2 Humble. </w:t>
+      </w:r>
+      <w:r>
+        <w:rPr/>
+        <w:t>(Lab Machine)</w:t>
+      </w:r>
+    </w:p>
+    <w:p>
+      <w:pPr>
+        <w:pStyle w:val="TextBody"/>
+        <w:numPr>
+          <w:ilvl w:val="0"/>
+          <w:numId w:val="5"/>
+        </w:numPr>
+        <w:tabs>
+          <w:tab w:val="clear" w:pos="720"/>
+          <w:tab w:val="left" w:pos="0" w:leader="none"/>
+        </w:tabs>
+        <w:ind w:left="709" w:hanging="283"/>
+        <w:rPr/>
+      </w:pPr>
+      <w:r>
+        <w:rPr>
+          <w:b/>
+        </w:rPr>
+        <w:t>Driver:</w:t>
+      </w:r>
+      <w:r>
+        <w:rPr/>
+        <w:t xml:space="preserve"> Installed </w:t>
+      </w:r>
+      <w:r>
+        <w:rPr>
+          <w:rStyle w:val="SourceText"/>
+        </w:rPr>
+        <w:t>zed-ros2-wrapper</w:t>
+      </w:r>
+      <w:r>
+        <w:rPr/>
+        <w:t xml:space="preserve"> and resolved build conflicts (Anaconda vs System Python) </w:t>
+      </w:r>
+      <w:r>
+        <w:rPr/>
+        <w:t>It doesn’t like running while anaconda is activated</w:t>
+      </w:r>
+      <w:r>
+        <w:rPr/>
+        <w:t>.</w:t>
+      </w:r>
+    </w:p>
+    <w:p>
+      <w:pPr>
+        <w:pStyle w:val="TextBody"/>
+        <w:numPr>
+          <w:ilvl w:val="0"/>
+          <w:numId w:val="5"/>
+        </w:numPr>
+        <w:tabs>
+          <w:tab w:val="clear" w:pos="720"/>
+          <w:tab w:val="left" w:pos="0" w:leader="none"/>
+        </w:tabs>
+        <w:ind w:left="709" w:hanging="283"/>
+        <w:rPr/>
+      </w:pPr>
+      <w:r>
+        <w:rPr>
+          <w:b/>
+        </w:rPr>
+        <w:t>Connection:</w:t>
+      </w:r>
+      <w:r>
+        <w:rPr/>
+        <w:t xml:space="preserve"> </w:t>
+      </w:r>
+      <w:r>
+        <w:rPr/>
+        <w:t xml:space="preserve">Make sure it’s connected to a USB 3.0 port otherwise it will complain </w:t>
+      </w:r>
+    </w:p>
+    <w:p>
+      <w:pPr>
+        <w:pStyle w:val="TextBody"/>
+        <w:numPr>
+          <w:ilvl w:val="0"/>
+          <w:numId w:val="5"/>
+        </w:numPr>
+        <w:tabs>
+          <w:tab w:val="clear" w:pos="720"/>
+          <w:tab w:val="left" w:pos="0" w:leader="none"/>
+        </w:tabs>
+        <w:ind w:left="709" w:hanging="283"/>
+        <w:rPr/>
+      </w:pPr>
+      <w:r>
+        <w:rPr>
+          <w:b/>
+        </w:rPr>
+        <w:t>Code:</w:t>
+      </w:r>
+      <w:r>
+        <w:rPr/>
+        <w:t xml:space="preserve"> Created a </w:t>
+      </w:r>
+      <w:r>
+        <w:rPr/>
+        <w:t>short</w:t>
+      </w:r>
+      <w:r>
+        <w:rPr/>
+        <w:t xml:space="preserve"> Python </w:t>
+      </w:r>
+      <w:r>
+        <w:rPr/>
+        <w:t>code</w:t>
+      </w:r>
+      <w:r>
+        <w:rPr/>
+        <w:t xml:space="preserve"> using </w:t>
+      </w:r>
+      <w:r>
+        <w:rPr>
+          <w:rStyle w:val="SourceText"/>
+        </w:rPr>
+        <w:t>cv_bridge</w:t>
+      </w:r>
+      <w:r>
+        <w:rPr/>
+        <w:t xml:space="preserve"> to subscribe to </w:t>
+      </w:r>
+      <w:r>
+        <w:rPr/>
+        <w:t>a ZED</w:t>
+      </w:r>
+      <w:r>
+        <w:rPr/>
+        <w:t xml:space="preserve"> topic and convert live ROS messages into OpenCV images.</w:t>
       </w:r>
     </w:p>
     <w:p>
@@ -774,6 +985,143 @@
   <w:abstractNum w:abstractNumId="5">
     <w:lvl w:ilvl="0">
       <w:start w:val="1"/>
+      <w:numFmt w:val="bullet"/>
+      <w:lvlText w:val=""/>
+      <w:lvlJc w:val="left"/>
+      <w:pPr>
+        <w:tabs>
+          <w:tab w:val="num" w:pos="709"/>
+        </w:tabs>
+        <w:ind w:left="709" w:hanging="283"/>
+      </w:pPr>
+      <w:rPr>
+        <w:rFonts w:ascii="Symbol" w:hAnsi="Symbol" w:cs="Symbol" w:hint="default"/>
+      </w:rPr>
+    </w:lvl>
+    <w:lvl w:ilvl="1">
+      <w:start w:val="1"/>
+      <w:numFmt w:val="bullet"/>
+      <w:lvlText w:val=""/>
+      <w:lvlJc w:val="left"/>
+      <w:pPr>
+        <w:tabs>
+          <w:tab w:val="num" w:pos="1418"/>
+        </w:tabs>
+        <w:ind w:left="1418" w:hanging="283"/>
+      </w:pPr>
+      <w:rPr>
+        <w:rFonts w:ascii="Symbol" w:hAnsi="Symbol" w:cs="Symbol" w:hint="default"/>
+      </w:rPr>
+    </w:lvl>
+    <w:lvl w:ilvl="2">
+      <w:start w:val="1"/>
+      <w:numFmt w:val="bullet"/>
+      <w:lvlText w:val=""/>
+      <w:lvlJc w:val="left"/>
+      <w:pPr>
+        <w:tabs>
+          <w:tab w:val="num" w:pos="2127"/>
+        </w:tabs>
+        <w:ind w:left="2127" w:hanging="283"/>
+      </w:pPr>
+      <w:rPr>
+        <w:rFonts w:ascii="Symbol" w:hAnsi="Symbol" w:cs="Symbol" w:hint="default"/>
+      </w:rPr>
+    </w:lvl>
+    <w:lvl w:ilvl="3">
+      <w:start w:val="1"/>
+      <w:numFmt w:val="bullet"/>
+      <w:lvlText w:val=""/>
+      <w:lvlJc w:val="left"/>
+      <w:pPr>
+        <w:tabs>
+          <w:tab w:val="num" w:pos="2836"/>
+        </w:tabs>
+        <w:ind w:left="2836" w:hanging="283"/>
+      </w:pPr>
+      <w:rPr>
+        <w:rFonts w:ascii="Symbol" w:hAnsi="Symbol" w:cs="Symbol" w:hint="default"/>
+      </w:rPr>
+    </w:lvl>
+    <w:lvl w:ilvl="4">
+      <w:start w:val="1"/>
+      <w:numFmt w:val="bullet"/>
+      <w:lvlText w:val=""/>
+      <w:lvlJc w:val="left"/>
+      <w:pPr>
+        <w:tabs>
+          <w:tab w:val="num" w:pos="3545"/>
+        </w:tabs>
+        <w:ind w:left="3545" w:hanging="283"/>
+      </w:pPr>
+      <w:rPr>
+        <w:rFonts w:ascii="Symbol" w:hAnsi="Symbol" w:cs="Symbol" w:hint="default"/>
+      </w:rPr>
+    </w:lvl>
+    <w:lvl w:ilvl="5">
+      <w:start w:val="1"/>
+      <w:numFmt w:val="bullet"/>
+      <w:lvlText w:val=""/>
+      <w:lvlJc w:val="left"/>
+      <w:pPr>
+        <w:tabs>
+          <w:tab w:val="num" w:pos="4254"/>
+        </w:tabs>
+        <w:ind w:left="4254" w:hanging="283"/>
+      </w:pPr>
+      <w:rPr>
+        <w:rFonts w:ascii="Symbol" w:hAnsi="Symbol" w:cs="Symbol" w:hint="default"/>
+      </w:rPr>
+    </w:lvl>
+    <w:lvl w:ilvl="6">
+      <w:start w:val="1"/>
+      <w:numFmt w:val="bullet"/>
+      <w:lvlText w:val=""/>
+      <w:lvlJc w:val="left"/>
+      <w:pPr>
+        <w:tabs>
+          <w:tab w:val="num" w:pos="4963"/>
+        </w:tabs>
+        <w:ind w:left="4963" w:hanging="283"/>
+      </w:pPr>
+      <w:rPr>
+        <w:rFonts w:ascii="Symbol" w:hAnsi="Symbol" w:cs="Symbol" w:hint="default"/>
+      </w:rPr>
+    </w:lvl>
+    <w:lvl w:ilvl="7">
+      <w:start w:val="1"/>
+      <w:numFmt w:val="bullet"/>
+      <w:lvlText w:val=""/>
+      <w:lvlJc w:val="left"/>
+      <w:pPr>
+        <w:tabs>
+          <w:tab w:val="num" w:pos="5672"/>
+        </w:tabs>
+        <w:ind w:left="5672" w:hanging="283"/>
+      </w:pPr>
+      <w:rPr>
+        <w:rFonts w:ascii="Symbol" w:hAnsi="Symbol" w:cs="Symbol" w:hint="default"/>
+      </w:rPr>
+    </w:lvl>
+    <w:lvl w:ilvl="8">
+      <w:start w:val="1"/>
+      <w:numFmt w:val="bullet"/>
+      <w:lvlText w:val=""/>
+      <w:lvlJc w:val="left"/>
+      <w:pPr>
+        <w:tabs>
+          <w:tab w:val="num" w:pos="6381"/>
+        </w:tabs>
+        <w:ind w:left="6381" w:hanging="283"/>
+      </w:pPr>
+      <w:rPr>
+        <w:rFonts w:ascii="Symbol" w:hAnsi="Symbol" w:cs="Symbol" w:hint="default"/>
+      </w:rPr>
+    </w:lvl>
+  </w:abstractNum>
+  <w:abstractNum w:abstractNumId="6">
+    <w:lvl w:ilvl="0">
+      <w:start w:val="1"/>
       <w:numFmt w:val="none"/>
       <w:suff w:val="nothing"/>
       <w:lvlText w:val=""/>
@@ -904,6 +1252,9 @@
   </w:num>
   <w:num w:numId="5">
     <w:abstractNumId w:val="5"/>
+  </w:num>
+  <w:num w:numId="6">
+    <w:abstractNumId w:val="6"/>
   </w:num>
 </w:numbering>
 </file>
@@ -1310,6 +1661,7 @@
     <w:qFormat/>
     <w:pPr>
       <w:widowControl/>
+      <w:suppressAutoHyphens w:val="true"/>
       <w:bidi w:val="0"/>
       <w:spacing w:lineRule="auto" w:line="276" w:before="0" w:after="160"/>
       <w:jc w:val="left"/>
@@ -1771,6 +2123,20 @@
     <w:rPr>
       <w:color w:val="96607D" w:themeColor="followedHyperlink"/>
       <w:u w:val="single"/>
+    </w:rPr>
+  </w:style>
+  <w:style w:type="character" w:styleId="Bullets">
+    <w:name w:val="Bullets"/>
+    <w:qFormat/>
+    <w:rPr>
+      <w:rFonts w:ascii="OpenSymbol" w:hAnsi="OpenSymbol" w:eastAsia="OpenSymbol" w:cs="OpenSymbol"/>
+    </w:rPr>
+  </w:style>
+  <w:style w:type="character" w:styleId="SourceText">
+    <w:name w:val="Source Text"/>
+    <w:qFormat/>
+    <w:rPr>
+      <w:rFonts w:ascii="Liberation Mono" w:hAnsi="Liberation Mono" w:eastAsia="Liberation Mono" w:cs="Liberation Mono"/>
     </w:rPr>
   </w:style>
   <w:style w:type="paragraph" w:styleId="Heading">

--- a/Documentation/General_Doc.docx
+++ b/Documentation/General_Doc.docx
@@ -234,24 +234,85 @@
     <w:p>
       <w:pPr>
         <w:pStyle w:val="TextBody"/>
-        <w:numPr>
-          <w:ilvl w:val="0"/>
-          <w:numId w:val="5"/>
-        </w:numPr>
-        <w:tabs>
-          <w:tab w:val="clear" w:pos="720"/>
-          <w:tab w:val="left" w:pos="0" w:leader="none"/>
-        </w:tabs>
-        <w:ind w:left="709" w:hanging="283"/>
-        <w:rPr/>
-      </w:pPr>
-      <w:r>
-        <w:rPr/>
-        <w:t>Running a</w:t>
-      </w:r>
-      <w:r>
-        <w:rPr/>
-        <w:t xml:space="preserve"> ZED 2i camera on ROS 2 and retrieve live imagery via Python.</w:t>
+        <w:rPr>
+          <w:color w:val="FF3838"/>
+        </w:rPr>
+      </w:pPr>
+      <w:r>
+        <w:rPr>
+          <w:b/>
+          <w:bCs/>
+          <w:color w:val="FF3838"/>
+        </w:rPr>
+        <w:t xml:space="preserve">cd ~/ros2_ws </w:t>
+      </w:r>
+    </w:p>
+    <w:p>
+      <w:pPr>
+        <w:pStyle w:val="TextBody"/>
+        <w:rPr>
+          <w:color w:val="FF3838"/>
+        </w:rPr>
+      </w:pPr>
+      <w:r>
+        <w:rPr>
+          <w:b/>
+          <w:bCs/>
+          <w:color w:val="FF3838"/>
+        </w:rPr>
+        <w:t>colcon build –symlink-install</w:t>
+      </w:r>
+    </w:p>
+    <w:p>
+      <w:pPr>
+        <w:pStyle w:val="TextBody"/>
+        <w:rPr>
+          <w:color w:val="FF3838"/>
+        </w:rPr>
+      </w:pPr>
+      <w:r>
+        <w:rPr>
+          <w:b/>
+          <w:bCs/>
+          <w:color w:val="FF3838"/>
+        </w:rPr>
+        <w:t>source ~/ros2_ws/install/setup.bash</w:t>
+      </w:r>
+    </w:p>
+    <w:p>
+      <w:pPr>
+        <w:pStyle w:val="TextBody"/>
+        <w:rPr>
+          <w:b/>
+          <w:b/>
+          <w:bCs/>
+        </w:rPr>
+      </w:pPr>
+      <w:r>
+        <w:rPr>
+          <w:b/>
+          <w:bCs/>
+          <w:color w:val="FF3838"/>
+        </w:rPr>
+        <w:t>source /opt/ros/humble/setup.bash</w:t>
+      </w:r>
+    </w:p>
+    <w:p>
+      <w:pPr>
+        <w:pStyle w:val="TextBody"/>
+        <w:rPr>
+          <w:b/>
+          <w:b/>
+          <w:bCs/>
+        </w:rPr>
+      </w:pPr>
+      <w:r>
+        <w:rPr>
+          <w:b/>
+          <w:bCs/>
+          <w:color w:val="FF3838"/>
+        </w:rPr>
+        <w:t>ros2 launch zed_wrapper zed_camera.launch.py camera_model:=zed2i</w:t>
       </w:r>
     </w:p>
     <w:p>
@@ -269,18 +330,8 @@
         <w:rPr/>
       </w:pPr>
       <w:r>
-        <w:rPr>
-          <w:b/>
-        </w:rPr>
-        <w:t>Environment:</w:t>
-      </w:r>
-      <w:r>
-        <w:rPr/>
-        <w:t xml:space="preserve"> Ubuntu 22.04 (Jammy) running ROS 2 Humble. </w:t>
-      </w:r>
-      <w:r>
-        <w:rPr/>
-        <w:t>(Lab Machine)</w:t>
+        <w:rPr/>
+        <w:t>Running a ZED 2i camera on ROS 2 and retrieve live imagery via Python.</w:t>
       </w:r>
     </w:p>
     <w:p>
@@ -301,29 +352,11 @@
         <w:rPr>
           <w:b/>
         </w:rPr>
-        <w:t>Driver:</w:t>
-      </w:r>
-      <w:r>
-        <w:rPr/>
-        <w:t xml:space="preserve"> Installed </w:t>
-      </w:r>
-      <w:r>
-        <w:rPr>
-          <w:rStyle w:val="SourceText"/>
-        </w:rPr>
-        <w:t>zed-ros2-wrapper</w:t>
-      </w:r>
-      <w:r>
-        <w:rPr/>
-        <w:t xml:space="preserve"> and resolved build conflicts (Anaconda vs System Python) </w:t>
-      </w:r>
-      <w:r>
-        <w:rPr/>
-        <w:t>It doesn’t like running while anaconda is activated</w:t>
-      </w:r>
-      <w:r>
-        <w:rPr/>
-        <w:t>.</w:t>
+        <w:t>Environment:</w:t>
+      </w:r>
+      <w:r>
+        <w:rPr/>
+        <w:t xml:space="preserve"> Ubuntu 22.04 (Jammy) running ROS 2 Humble. (Lab Machine)</w:t>
       </w:r>
     </w:p>
     <w:p>
@@ -344,15 +377,21 @@
         <w:rPr>
           <w:b/>
         </w:rPr>
-        <w:t>Connection:</w:t>
-      </w:r>
-      <w:r>
-        <w:rPr/>
-        <w:t xml:space="preserve"> </w:t>
-      </w:r>
-      <w:r>
-        <w:rPr/>
-        <w:t xml:space="preserve">Make sure it’s connected to a USB 3.0 port otherwise it will complain </w:t>
+        <w:t>Driver:</w:t>
+      </w:r>
+      <w:r>
+        <w:rPr/>
+        <w:t xml:space="preserve"> Installed </w:t>
+      </w:r>
+      <w:r>
+        <w:rPr>
+          <w:rStyle w:val="SourceText"/>
+        </w:rPr>
+        <w:t>zed-ros2-wrapper</w:t>
+      </w:r>
+      <w:r>
+        <w:rPr/>
+        <w:t xml:space="preserve"> and resolved build conflicts (Anaconda vs System Python) It doesn’t like running while anaconda is activated.</w:t>
       </w:r>
     </w:p>
     <w:p>
@@ -373,27 +412,36 @@
         <w:rPr>
           <w:b/>
         </w:rPr>
+        <w:t>Connection:</w:t>
+      </w:r>
+      <w:r>
+        <w:rPr/>
+        <w:t xml:space="preserve"> Make sure it’s connected to a USB 3.0 port otherwise it will complain </w:t>
+      </w:r>
+    </w:p>
+    <w:p>
+      <w:pPr>
+        <w:pStyle w:val="TextBody"/>
+        <w:numPr>
+          <w:ilvl w:val="0"/>
+          <w:numId w:val="5"/>
+        </w:numPr>
+        <w:tabs>
+          <w:tab w:val="clear" w:pos="720"/>
+          <w:tab w:val="left" w:pos="0" w:leader="none"/>
+        </w:tabs>
+        <w:ind w:left="709" w:hanging="283"/>
+        <w:rPr/>
+      </w:pPr>
+      <w:r>
+        <w:rPr>
+          <w:b/>
+        </w:rPr>
         <w:t>Code:</w:t>
       </w:r>
       <w:r>
         <w:rPr/>
-        <w:t xml:space="preserve"> Created a </w:t>
-      </w:r>
-      <w:r>
-        <w:rPr/>
-        <w:t>short</w:t>
-      </w:r>
-      <w:r>
-        <w:rPr/>
-        <w:t xml:space="preserve"> Python </w:t>
-      </w:r>
-      <w:r>
-        <w:rPr/>
-        <w:t>code</w:t>
-      </w:r>
-      <w:r>
-        <w:rPr/>
-        <w:t xml:space="preserve"> using </w:t>
+        <w:t xml:space="preserve"> Created a short Python code using </w:t>
       </w:r>
       <w:r>
         <w:rPr>
@@ -403,15 +451,7 @@
       </w:r>
       <w:r>
         <w:rPr/>
-        <w:t xml:space="preserve"> to subscribe to </w:t>
-      </w:r>
-      <w:r>
-        <w:rPr/>
-        <w:t>a ZED</w:t>
-      </w:r>
-      <w:r>
-        <w:rPr/>
-        <w:t xml:space="preserve"> topic and convert live ROS messages into OpenCV images.</w:t>
+        <w:t xml:space="preserve"> to subscribe to a ZED topic and convert live ROS messages into OpenCV images.</w:t>
       </w:r>
     </w:p>
     <w:p>

--- a/Documentation/General_Doc.docx
+++ b/Documentation/General_Doc.docx
@@ -260,7 +260,7 @@
           <w:bCs/>
           <w:color w:val="FF3838"/>
         </w:rPr>
-        <w:t>colcon build –symlink-install</w:t>
+        <w:t>colcon build --symlink-install</w:t>
       </w:r>
     </w:p>
     <w:p>
@@ -295,6 +295,24 @@
           <w:color w:val="FF3838"/>
         </w:rPr>
         <w:t>source /opt/ros/humble/setup.bash</w:t>
+      </w:r>
+    </w:p>
+    <w:p>
+      <w:pPr>
+        <w:pStyle w:val="TextBody"/>
+        <w:rPr>
+          <w:b/>
+          <w:b/>
+          <w:bCs/>
+        </w:rPr>
+      </w:pPr>
+      <w:r>
+        <w:rPr>
+          <w:b/>
+          <w:bCs/>
+          <w:color w:val="FF3838"/>
+        </w:rPr>
+        <w:t>source ~/ros2_ws/install/setup.bash</w:t>
       </w:r>
     </w:p>
     <w:p>

--- a/Documentation/General_Doc.docx
+++ b/Documentation/General_Doc.docx
@@ -534,6 +534,48 @@
       <w:r>
         <w:rPr/>
         <w:t xml:space="preserve">Finding a way to connect this with the LLM, and talk to Cletus about it. </w:t>
+      </w:r>
+    </w:p>
+    <w:p>
+      <w:pPr>
+        <w:pStyle w:val="Normal"/>
+        <w:rPr/>
+      </w:pPr>
+      <w:r>
+        <w:rPr/>
+      </w:r>
+    </w:p>
+    <w:p>
+      <w:pPr>
+        <w:pStyle w:val="TextBody"/>
+        <w:rPr>
+          <w:b/>
+          <w:b/>
+          <w:bCs/>
+          <w:color w:val="5983B0"/>
+        </w:rPr>
+      </w:pPr>
+      <w:r>
+        <w:rPr>
+          <w:b/>
+          <w:bCs/>
+          <w:color w:val="5983B0"/>
+        </w:rPr>
+        <w:t xml:space="preserve">Creating the full workflow: </w:t>
+      </w:r>
+    </w:p>
+    <w:p>
+      <w:pPr>
+        <w:pStyle w:val="TextBody"/>
+        <w:rPr>
+          <w:color w:val="000000"/>
+        </w:rPr>
+      </w:pPr>
+      <w:r>
+        <w:rPr>
+          <w:color w:val="000000"/>
+        </w:rPr>
+        <w:t xml:space="preserve">Adding the VLM into Reachy 2 and making sure that he is able to listen and speak as well as giving him some hand movements </w:t>
       </w:r>
     </w:p>
     <w:p>
